--- a/docs6.4/问题归档.docx
+++ b/docs6.4/问题归档.docx
@@ -23939,6 +23939,1178 @@
           <w:sz w:val="24"/>
         </w:rPr>
         <w:t>这是学术论文的标准做法。面试时能说出「Bootstrap 置信区间证明统计显著」，比只说「数字变大了」高两个层次。</w:t>
+      </w:r>
+    </w:p>
+    <w:p>
+      <w:r>
+        <w:br w:type="page"/>
+      </w:r>
+    </w:p>
+    <w:p>
+      <w:pPr>
+        <w:pStyle w:val="Heading1"/>
+      </w:pPr>
+      <w:r>
+        <w:rPr>
+          <w:rFonts w:ascii="Times New Roman" w:hAnsi="Times New Roman" w:eastAsia="黑体"/>
+          <w:b/>
+          <w:sz w:val="32"/>
+        </w:rPr>
+        <w:t>AutoJudge 设计文档与代码实现一致性审计 — 端到端集成测试与差距分析</w:t>
+      </w:r>
+    </w:p>
+    <w:p>
+      <w:pPr>
+        <w:jc w:val="right"/>
+      </w:pPr>
+      <w:r>
+        <w:rPr>
+          <w:rFonts w:ascii="Times New Roman" w:hAnsi="Times New Roman" w:eastAsia="宋体"/>
+          <w:b w:val="0"/>
+          <w:color w:val="888888"/>
+          <w:sz w:val="21"/>
+        </w:rPr>
+        <w:t>2026-06-04</w:t>
+      </w:r>
+    </w:p>
+    <w:p>
+      <w:pPr>
+        <w:pBdr>
+          <w:bottom w:val="single" w:sz="6" w:space="1" w:color="CCCCCC"/>
+        </w:pBdr>
+      </w:pPr>
+    </w:p>
+    <w:p>
+      <w:pPr>
+        <w:spacing w:before="240"/>
+      </w:pPr>
+      <w:r>
+        <w:rPr>
+          <w:rFonts w:ascii="Times New Roman" w:hAnsi="Times New Roman" w:eastAsia="黑体"/>
+          <w:b/>
+          <w:sz w:val="28"/>
+        </w:rPr>
+        <w:t>一、问题分析</w:t>
+      </w:r>
+    </w:p>
+    <w:p>
+      <w:r>
+        <w:rPr>
+          <w:rFonts w:ascii="Times New Roman" w:hAnsi="Times New Roman" w:eastAsia="宋体"/>
+          <w:b w:val="0"/>
+          <w:sz w:val="24"/>
+        </w:rPr>
+        <w:t>用户原话：你去仔细检查我 autojudge 这个项目里面的代码，以及你自己去真实在我这个系统里评测跑一遍。你看看是不是完全符合那个 autojudge 完整流程设计的 Markdown 文档里描述的整个流程，哪里有不对的地方你指出来，然后给出修改意见。</w:t>
+      </w:r>
+    </w:p>
+    <w:p>
+      <w:r>
+        <w:rPr>
+          <w:rFonts w:ascii="Times New Roman" w:hAnsi="Times New Roman" w:eastAsia="宋体"/>
+          <w:b w:val="0"/>
+          <w:sz w:val="24"/>
+        </w:rPr>
+        <w:t>专业表述：对 AutoJudge 项目进行设计文档与代码实现的 Conformance Audit（一致性审计），同时进行 End-to-End Integration Testing（端到端集成测试），识别设计规格与实际实现之间的 Gap（差距），并按照面试级技术深度给出修复方案，禁止任何 Feature Degradation（功能降级）。</w:t>
+      </w:r>
+    </w:p>
+    <w:p/>
+    <w:tbl>
+      <w:tblPr>
+        <w:tblStyle w:val="TableGrid"/>
+        <w:tblW w:type="auto" w:w="0"/>
+        <w:jc w:val="center"/>
+        <w:tblLook w:firstColumn="1" w:firstRow="1" w:lastColumn="0" w:lastRow="0" w:noHBand="0" w:noVBand="1" w:val="04A0"/>
+      </w:tblPr>
+      <w:tblGrid>
+        <w:gridCol w:w="2880"/>
+        <w:gridCol w:w="2880"/>
+        <w:gridCol w:w="2880"/>
+      </w:tblGrid>
+      <w:tr>
+        <w:tc>
+          <w:tcPr>
+            <w:tcW w:type="dxa" w:w="2880"/>
+            <w:shd w:val="clear" w:color="auto" w:fill="E8E8E8"/>
+          </w:tcPr>
+          <w:p>
+            <w:r/>
+            <w:r>
+              <w:rPr>
+                <w:rFonts w:ascii="Times New Roman" w:hAnsi="Times New Roman" w:eastAsia="黑体"/>
+                <w:b/>
+                <w:sz w:val="24"/>
+              </w:rPr>
+              <w:t>你说的</w:t>
+            </w:r>
+          </w:p>
+        </w:tc>
+        <w:tc>
+          <w:tcPr>
+            <w:tcW w:type="dxa" w:w="2880"/>
+            <w:shd w:val="clear" w:color="auto" w:fill="E8E8E8"/>
+          </w:tcPr>
+          <w:p>
+            <w:r/>
+            <w:r>
+              <w:rPr>
+                <w:rFonts w:ascii="Times New Roman" w:hAnsi="Times New Roman" w:eastAsia="黑体"/>
+                <w:b/>
+                <w:sz w:val="24"/>
+              </w:rPr>
+              <w:t>专业说法</w:t>
+            </w:r>
+          </w:p>
+        </w:tc>
+        <w:tc>
+          <w:tcPr>
+            <w:tcW w:type="dxa" w:w="2880"/>
+            <w:shd w:val="clear" w:color="auto" w:fill="E8E8E8"/>
+          </w:tcPr>
+          <w:p>
+            <w:r/>
+            <w:r>
+              <w:rPr>
+                <w:rFonts w:ascii="Times New Roman" w:hAnsi="Times New Roman" w:eastAsia="黑体"/>
+                <w:b/>
+                <w:sz w:val="24"/>
+              </w:rPr>
+              <w:t>解释</w:t>
+            </w:r>
+          </w:p>
+        </w:tc>
+      </w:tr>
+      <w:tr>
+        <w:tc>
+          <w:tcPr>
+            <w:tcW w:type="dxa" w:w="2880"/>
+          </w:tcPr>
+          <w:p>
+            <w:r/>
+            <w:r>
+              <w:rPr>
+                <w:rFonts w:ascii="Times New Roman" w:hAnsi="Times New Roman" w:eastAsia="宋体"/>
+                <w:b w:val="0"/>
+                <w:sz w:val="24"/>
+              </w:rPr>
+              <w:t>完全符合文档</w:t>
+            </w:r>
+          </w:p>
+        </w:tc>
+        <w:tc>
+          <w:tcPr>
+            <w:tcW w:type="dxa" w:w="2880"/>
+          </w:tcPr>
+          <w:p>
+            <w:r/>
+            <w:r>
+              <w:rPr>
+                <w:rFonts w:ascii="Times New Roman" w:hAnsi="Times New Roman" w:eastAsia="宋体"/>
+                <w:b w:val="0"/>
+                <w:sz w:val="24"/>
+              </w:rPr>
+              <w:t>Conformance Audit（一致性审计）</w:t>
+            </w:r>
+          </w:p>
+        </w:tc>
+        <w:tc>
+          <w:tcPr>
+            <w:tcW w:type="dxa" w:w="2880"/>
+          </w:tcPr>
+          <w:p>
+            <w:r/>
+            <w:r>
+              <w:rPr>
+                <w:rFonts w:ascii="Times New Roman" w:hAnsi="Times New Roman" w:eastAsia="宋体"/>
+                <w:b w:val="0"/>
+                <w:sz w:val="24"/>
+              </w:rPr>
+              <w:t>验证代码实现是否严格遵守设计规格</w:t>
+            </w:r>
+          </w:p>
+        </w:tc>
+      </w:tr>
+      <w:tr>
+        <w:tc>
+          <w:tcPr>
+            <w:tcW w:type="dxa" w:w="2880"/>
+          </w:tcPr>
+          <w:p>
+            <w:r/>
+            <w:r>
+              <w:rPr>
+                <w:rFonts w:ascii="Times New Roman" w:hAnsi="Times New Roman" w:eastAsia="宋体"/>
+                <w:b w:val="0"/>
+                <w:sz w:val="24"/>
+              </w:rPr>
+              <w:t>真实跑一遍</w:t>
+            </w:r>
+          </w:p>
+        </w:tc>
+        <w:tc>
+          <w:tcPr>
+            <w:tcW w:type="dxa" w:w="2880"/>
+          </w:tcPr>
+          <w:p>
+            <w:r/>
+            <w:r>
+              <w:rPr>
+                <w:rFonts w:ascii="Times New Roman" w:hAnsi="Times New Roman" w:eastAsia="宋体"/>
+                <w:b w:val="0"/>
+                <w:sz w:val="24"/>
+              </w:rPr>
+              <w:t>End-to-End Integration Test（端到端集成测试）</w:t>
+            </w:r>
+          </w:p>
+        </w:tc>
+        <w:tc>
+          <w:tcPr>
+            <w:tcW w:type="dxa" w:w="2880"/>
+          </w:tcPr>
+          <w:p>
+            <w:r/>
+            <w:r>
+              <w:rPr>
+                <w:rFonts w:ascii="Times New Roman" w:hAnsi="Times New Roman" w:eastAsia="宋体"/>
+                <w:b w:val="0"/>
+                <w:sz w:val="24"/>
+              </w:rPr>
+              <w:t>在真实环境中走完整条业务链路</w:t>
+            </w:r>
+          </w:p>
+        </w:tc>
+      </w:tr>
+      <w:tr>
+        <w:tc>
+          <w:tcPr>
+            <w:tcW w:type="dxa" w:w="2880"/>
+          </w:tcPr>
+          <w:p>
+            <w:r/>
+            <w:r>
+              <w:rPr>
+                <w:rFonts w:ascii="Times New Roman" w:hAnsi="Times New Roman" w:eastAsia="宋体"/>
+                <w:b w:val="0"/>
+                <w:sz w:val="24"/>
+              </w:rPr>
+              <w:t>不对的地方</w:t>
+            </w:r>
+          </w:p>
+        </w:tc>
+        <w:tc>
+          <w:tcPr>
+            <w:tcW w:type="dxa" w:w="2880"/>
+          </w:tcPr>
+          <w:p>
+            <w:r/>
+            <w:r>
+              <w:rPr>
+                <w:rFonts w:ascii="Times New Roman" w:hAnsi="Times New Roman" w:eastAsia="宋体"/>
+                <w:b w:val="0"/>
+                <w:sz w:val="24"/>
+              </w:rPr>
+              <w:t>Gap Analysis（差距分析）</w:t>
+            </w:r>
+          </w:p>
+        </w:tc>
+        <w:tc>
+          <w:tcPr>
+            <w:tcW w:type="dxa" w:w="2880"/>
+          </w:tcPr>
+          <w:p>
+            <w:r/>
+            <w:r>
+              <w:rPr>
+                <w:rFonts w:ascii="Times New Roman" w:hAnsi="Times New Roman" w:eastAsia="宋体"/>
+                <w:b w:val="0"/>
+                <w:sz w:val="24"/>
+              </w:rPr>
+              <w:t>系统性对比设计规格与实际实现的偏差</w:t>
+            </w:r>
+          </w:p>
+        </w:tc>
+      </w:tr>
+      <w:tr>
+        <w:tc>
+          <w:tcPr>
+            <w:tcW w:type="dxa" w:w="2880"/>
+          </w:tcPr>
+          <w:p>
+            <w:r/>
+            <w:r>
+              <w:rPr>
+                <w:rFonts w:ascii="Times New Roman" w:hAnsi="Times New Roman" w:eastAsia="宋体"/>
+                <w:b w:val="0"/>
+                <w:sz w:val="24"/>
+              </w:rPr>
+              <w:t>不要降级技术深度</w:t>
+            </w:r>
+          </w:p>
+        </w:tc>
+        <w:tc>
+          <w:tcPr>
+            <w:tcW w:type="dxa" w:w="2880"/>
+          </w:tcPr>
+          <w:p>
+            <w:r/>
+            <w:r>
+              <w:rPr>
+                <w:rFonts w:ascii="Times New Roman" w:hAnsi="Times New Roman" w:eastAsia="宋体"/>
+                <w:b w:val="0"/>
+                <w:sz w:val="24"/>
+              </w:rPr>
+              <w:t>No Feature Degradation（禁止功能降级）</w:t>
+            </w:r>
+          </w:p>
+        </w:tc>
+        <w:tc>
+          <w:tcPr>
+            <w:tcW w:type="dxa" w:w="2880"/>
+          </w:tcPr>
+          <w:p>
+            <w:r/>
+            <w:r>
+              <w:rPr>
+                <w:rFonts w:ascii="Times New Roman" w:hAnsi="Times New Roman" w:eastAsia="宋体"/>
+                <w:b w:val="0"/>
+                <w:sz w:val="24"/>
+              </w:rPr>
+              <w:t>修复问题时不能通过砍功能来绕过</w:t>
+            </w:r>
+          </w:p>
+        </w:tc>
+      </w:tr>
+    </w:tbl>
+    <w:p/>
+    <w:p>
+      <w:r>
+        <w:rPr>
+          <w:rFonts w:ascii="Times New Roman" w:hAnsi="Times New Roman" w:eastAsia="宋体"/>
+          <w:b/>
+          <w:sz w:val="24"/>
+        </w:rPr>
+        <w:t>问题详情：</w:t>
+      </w:r>
+    </w:p>
+    <w:p>
+      <w:pPr>
+        <w:spacing w:before="240"/>
+      </w:pPr>
+      <w:r>
+        <w:rPr>
+          <w:rFonts w:ascii="Times New Roman" w:hAnsi="Times New Roman" w:eastAsia="黑体"/>
+          <w:b/>
+          <w:sz w:val="28"/>
+        </w:rPr>
+        <w:t>问题定位</w:t>
+      </w:r>
+    </w:p>
+    <w:p>
+      <w:r>
+        <w:rPr>
+          <w:rFonts w:ascii="Times New Roman" w:hAnsi="Times New Roman" w:eastAsia="宋体"/>
+          <w:b w:val="0"/>
+          <w:sz w:val="24"/>
+        </w:rPr>
+        <w:t>AutoJudge 项目存在设计文档与代码实现的系统性偏差，属于架构层面 + 功能完整性层面的问题。</w:t>
+      </w:r>
+    </w:p>
+    <w:p>
+      <w:r>
+        <w:rPr>
+          <w:rFonts w:ascii="Times New Roman" w:hAnsi="Times New Roman" w:eastAsia="宋体"/>
+          <w:b/>
+          <w:sz w:val="24"/>
+        </w:rPr>
+        <w:t>根因分析</w:t>
+      </w:r>
+    </w:p>
+    <w:p>
+      <w:r>
+        <w:rPr>
+          <w:rFonts w:ascii="Times New Roman" w:hAnsi="Times New Roman" w:eastAsia="宋体"/>
+          <w:b/>
+          <w:sz w:val="24"/>
+        </w:rPr>
+        <w:t>1. LLM 后端选型与设计假设不匹配（架构层面）</w:t>
+      </w:r>
+    </w:p>
+    <w:p>
+      <w:r>
+        <w:rPr>
+          <w:rFonts w:ascii="Times New Roman" w:hAnsi="Times New Roman" w:eastAsia="宋体"/>
+          <w:b w:val="0"/>
+          <w:sz w:val="24"/>
+        </w:rPr>
+        <w:t>设计文档全程假设使用 Anthropic SDK 的 tool_use + tool_choice 进行结构化输出和多轮工具调用。但代码默认使用 claude -p CLI 模式（LLM_BACKEND=claude_cli），该模式用 --max-turns 1 限制为单轮交互，无法支持 Coder Agent 的 run_code_snippet → 自测 → 修复 → submit_response 多轮工具循环。</w:t>
+      </w:r>
+    </w:p>
+    <w:p>
+      <w:r>
+        <w:rPr>
+          <w:rFonts w:ascii="Times New Roman" w:hAnsi="Times New Roman" w:eastAsia="宋体"/>
+          <w:b/>
+          <w:sz w:val="24"/>
+        </w:rPr>
+        <w:t>2. HITL（Human-in-the-Loop）交互点未完整实现（功能完整性层面）</w:t>
+      </w:r>
+    </w:p>
+    <w:p>
+      <w:r>
+        <w:rPr>
+          <w:rFonts w:ascii="Times New Roman" w:hAnsi="Times New Roman" w:eastAsia="宋体"/>
+          <w:b w:val="0"/>
+          <w:sz w:val="24"/>
+        </w:rPr>
+        <w:t>设计文档定义了 3 个用户交互点：① 方案确认、② 裁决确认、③ 替代方案确认。代码仅在 plan_node 中实现了 ① 的 interrupt() 骨架，② 和 ③ 完全缺失。</w:t>
+      </w:r>
+    </w:p>
+    <w:p>
+      <w:r>
+        <w:rPr>
+          <w:rFonts w:ascii="Times New Roman" w:hAnsi="Times New Roman" w:eastAsia="宋体"/>
+          <w:b/>
+          <w:sz w:val="24"/>
+        </w:rPr>
+        <w:t>3. 策略多样化机制未实现（功能完整性层面）</w:t>
+      </w:r>
+    </w:p>
+    <w:p>
+      <w:r>
+        <w:rPr>
+          <w:rFonts w:ascii="Times New Roman" w:hAnsi="Times New Roman" w:eastAsia="宋体"/>
+          <w:b w:val="0"/>
+          <w:sz w:val="24"/>
+        </w:rPr>
+        <w:t>设计文档的核心亮点——"第 1 次修复失败就换角度"——在 final_fix_node 中完全缺失，实现仅为线性"修 → 复核 → 补修"流程。</w:t>
+      </w:r>
+    </w:p>
+    <w:p>
+      <w:r>
+        <w:rPr>
+          <w:rFonts w:ascii="Times New Roman" w:hAnsi="Times New Roman" w:eastAsia="宋体"/>
+          <w:b/>
+          <w:sz w:val="24"/>
+        </w:rPr>
+        <w:t>4. 评估框架骨架化（功能完整性层面）</w:t>
+      </w:r>
+    </w:p>
+    <w:p>
+      <w:r>
+        <w:rPr>
+          <w:rFonts w:ascii="Times New Roman" w:hAnsi="Times New Roman" w:eastAsia="宋体"/>
+          <w:b w:val="0"/>
+          <w:sz w:val="24"/>
+        </w:rPr>
+        <w:t>设计文档定义了 4 个评估维度（pass@1对比、辩论效果、仲裁准确率、消融实验），实际只实现了 HumanEval runner，其余 3 个评估脚本和测试集均不存在。</w:t>
+      </w:r>
+    </w:p>
+    <w:p>
+      <w:r>
+        <w:rPr>
+          <w:rFonts w:ascii="Times New Roman" w:hAnsi="Times New Roman" w:eastAsia="宋体"/>
+          <w:b/>
+          <w:sz w:val="24"/>
+        </w:rPr>
+        <w:t>端到端运行失败的直接原因</w:t>
+      </w:r>
+    </w:p>
+    <w:p>
+      <w:r>
+        <w:rPr>
+          <w:rFonts w:ascii="Times New Roman" w:hAnsi="Times New Roman" w:eastAsia="宋体"/>
+          <w:b w:val="0"/>
+          <w:sz w:val="24"/>
+        </w:rPr>
+        <w:t>claude -p --max-turns 1 导致 Coder Agent 在辩论阶段被截断，返回 exit code 1 → DegradationManager 依次尝试 L0/L1/L2/L3 全部失败 → 返回空结果。</w:t>
+      </w:r>
+    </w:p>
+    <w:p>
+      <w:pPr>
+        <w:spacing w:before="240"/>
+      </w:pPr>
+      <w:r>
+        <w:rPr>
+          <w:rFonts w:ascii="Times New Roman" w:hAnsi="Times New Roman" w:eastAsia="黑体"/>
+          <w:b/>
+          <w:sz w:val="28"/>
+        </w:rPr>
+        <w:t>二、解决方案与技术实现</w:t>
+      </w:r>
+    </w:p>
+    <w:p>
+      <w:pPr>
+        <w:spacing w:before="240"/>
+      </w:pPr>
+      <w:r>
+        <w:rPr>
+          <w:rFonts w:ascii="Times New Roman" w:hAnsi="Times New Roman" w:eastAsia="黑体"/>
+          <w:b/>
+          <w:sz w:val="28"/>
+        </w:rPr>
+        <w:t>修复方案（保持高技术深度）</w:t>
+      </w:r>
+    </w:p>
+    <w:p>
+      <w:r>
+        <w:rPr>
+          <w:rFonts w:ascii="Times New Roman" w:hAnsi="Times New Roman" w:eastAsia="宋体"/>
+          <w:b/>
+          <w:sz w:val="24"/>
+        </w:rPr>
+        <w:t>P0：跑通全流程</w:t>
+      </w:r>
+    </w:p>
+    <w:p>
+      <w:r>
+        <w:rPr>
+          <w:rFonts w:ascii="Times New Roman" w:hAnsi="Times New Roman" w:eastAsia="宋体"/>
+          <w:b/>
+          <w:sz w:val="24"/>
+        </w:rPr>
+        <w:t>修复 1：切换 LLM 后端到 Anthropic API</w:t>
+      </w:r>
+    </w:p>
+    <w:p>
+      <w:r>
+        <w:rPr>
+          <w:rFonts w:ascii="Times New Roman" w:hAnsi="Times New Roman" w:eastAsia="宋体"/>
+          <w:b w:val="0"/>
+          <w:sz w:val="24"/>
+        </w:rPr>
+        <w:t>.env 配置：</w:t>
+      </w:r>
+    </w:p>
+    <w:p>
+      <w:pPr>
+        <w:ind w:left="567"/>
+      </w:pPr>
+      <w:r>
+        <w:rPr>
+          <w:rFonts w:ascii="Courier New" w:hAnsi="Courier New" w:eastAsia="Courier New"/>
+          <w:b w:val="0"/>
+          <w:color w:val="333333"/>
+          <w:sz w:val="21"/>
+        </w:rPr>
+        <w:t>LLM_BACKEND=anthropic_api</w:t>
+        <w:br/>
+        <w:t>ANTHROPIC_API_KEY=sk-ant-...</w:t>
+      </w:r>
+    </w:p>
+    <w:p>
+      <w:r>
+        <w:rPr>
+          <w:rFonts w:ascii="Times New Roman" w:hAnsi="Times New Roman" w:eastAsia="宋体"/>
+          <w:b w:val="0"/>
+          <w:sz w:val="24"/>
+        </w:rPr>
+        <w:t>原理：Anthropic SDK 的 messages.create() 支持 tool_use + tool_choice + 多轮 tool result 交互。_call_anthropic_api 中已实现 max_tool_turns=5 循环，Coder 可以先调 run_code_snippet 自测，再调 submit_response 提交。</w:t>
+      </w:r>
+    </w:p>
+    <w:p>
+      <w:r>
+        <w:rPr>
+          <w:rFonts w:ascii="Times New Roman" w:hAnsi="Times New Roman" w:eastAsia="宋体"/>
+          <w:b/>
+          <w:sz w:val="24"/>
+        </w:rPr>
+        <w:t>修复 2：plan_node 独立 PlanAgent</w:t>
+      </w:r>
+    </w:p>
+    <w:p>
+      <w:r>
+        <w:rPr>
+          <w:rFonts w:ascii="Times New Roman" w:hAnsi="Times New Roman" w:eastAsia="宋体"/>
+          <w:b w:val="0"/>
+          <w:sz w:val="24"/>
+        </w:rPr>
+        <w:t>新建 app/agents/planner.py，使用 Haiku 模型 + submit_plans 工具（schema 包含 plan_a/plan_b/recommendation），不要求 updated_code。</w:t>
+      </w:r>
+    </w:p>
+    <w:p>
+      <w:r>
+        <w:rPr>
+          <w:rFonts w:ascii="Times New Roman" w:hAnsi="Times New Roman" w:eastAsia="宋体"/>
+          <w:b/>
+          <w:sz w:val="24"/>
+        </w:rPr>
+        <w:t>修复 3：run_code_snippet 接入 Docker 沙箱</w:t>
+      </w:r>
+    </w:p>
+    <w:p>
+      <w:r>
+        <w:rPr>
+          <w:rFonts w:ascii="Times New Roman" w:hAnsi="Times New Roman" w:eastAsia="宋体"/>
+          <w:b w:val="0"/>
+          <w:sz w:val="24"/>
+        </w:rPr>
+        <w:t>在 client.py:_run_code_snippet() 中将 python f.name 替换为 Docker 容器执行（复用 test_runner.py:run_in_sandbox 的 Docker 参数）。</w:t>
+      </w:r>
+    </w:p>
+    <w:p>
+      <w:r>
+        <w:rPr>
+          <w:rFonts w:ascii="Times New Roman" w:hAnsi="Times New Roman" w:eastAsia="宋体"/>
+          <w:b/>
+          <w:sz w:val="24"/>
+        </w:rPr>
+        <w:t>P1：补全设计亮点</w:t>
+      </w:r>
+    </w:p>
+    <w:p>
+      <w:r>
+        <w:rPr>
+          <w:rFonts w:ascii="Times New Roman" w:hAnsi="Times New Roman" w:eastAsia="宋体"/>
+          <w:b/>
+          <w:sz w:val="24"/>
+        </w:rPr>
+        <w:t>修复 4：仲裁 HITL 交互</w:t>
+      </w:r>
+    </w:p>
+    <w:p>
+      <w:r>
+        <w:rPr>
+          <w:rFonts w:ascii="Times New Roman" w:hAnsi="Times New Roman" w:eastAsia="宋体"/>
+          <w:b w:val="0"/>
+          <w:sz w:val="24"/>
+        </w:rPr>
+        <w:t>在 arbitration_node 中添加 interrupt() 暂停，推送裁决报告给用户，支持 accept/override 两种操作。override 时逐条调整裁决，并对安全红线做硬编码校验。</w:t>
+      </w:r>
+    </w:p>
+    <w:p>
+      <w:r>
+        <w:rPr>
+          <w:rFonts w:ascii="Times New Roman" w:hAnsi="Times New Roman" w:eastAsia="宋体"/>
+          <w:b/>
+          <w:sz w:val="24"/>
+        </w:rPr>
+        <w:t>修复 5：策略多样化</w:t>
+      </w:r>
+    </w:p>
+    <w:p>
+      <w:r>
+        <w:rPr>
+          <w:rFonts w:ascii="Times New Roman" w:hAnsi="Times New Roman" w:eastAsia="宋体"/>
+          <w:b w:val="0"/>
+          <w:sz w:val="24"/>
+        </w:rPr>
+        <w:t>在 final_fix_node 中，Coder 自测失败后进入策略循环（最多 2 次），每次由 Arbitrator 提供不同修复角度的 prompt，并通过 interrupt() 让用户审核替代方案。</w:t>
+      </w:r>
+    </w:p>
+    <w:p>
+      <w:r>
+        <w:rPr>
+          <w:rFonts w:ascii="Times New Roman" w:hAnsi="Times New Roman" w:eastAsia="宋体"/>
+          <w:b/>
+          <w:sz w:val="24"/>
+        </w:rPr>
+        <w:t>修复 6：安全红线代码级校验</w:t>
+      </w:r>
+    </w:p>
+    <w:p>
+      <w:r>
+        <w:rPr>
+          <w:rFonts w:ascii="Times New Roman" w:hAnsi="Times New Roman" w:eastAsia="宋体"/>
+          <w:b w:val="0"/>
+          <w:sz w:val="24"/>
+        </w:rPr>
+        <w:t>硬编码 SECURITY_REDLINE_CATEGORIES 集合，在用户 override 裁决时校验，critical 安全项不可降级。</w:t>
+      </w:r>
+    </w:p>
+    <w:p>
+      <w:r>
+        <w:rPr>
+          <w:rFonts w:ascii="Times New Roman" w:hAnsi="Times New Roman" w:eastAsia="宋体"/>
+          <w:b/>
+          <w:sz w:val="24"/>
+        </w:rPr>
+        <w:t>P2：前端工作台</w:t>
+      </w:r>
+    </w:p>
+    <w:p>
+      <w:r>
+        <w:rPr>
+          <w:rFonts w:ascii="Times New Roman" w:hAnsi="Times New Roman" w:eastAsia="宋体"/>
+          <w:b w:val="0"/>
+          <w:sz w:val="24"/>
+        </w:rPr>
+        <w:t>新增 CodeEvolution（版本切换 + Diff）、ArbitrationPanel（裁决确认交互）、FixProgressPanel（修复进度 + 策略多样化）、UserInteractionDock（底部动态交互区）组件。</w:t>
+      </w:r>
+    </w:p>
+    <w:p>
+      <w:r>
+        <w:rPr>
+          <w:rFonts w:ascii="Times New Roman" w:hAnsi="Times New Roman" w:eastAsia="宋体"/>
+          <w:b/>
+          <w:sz w:val="24"/>
+        </w:rPr>
+        <w:t>P3：评估框架</w:t>
+      </w:r>
+    </w:p>
+    <w:p>
+      <w:r>
+        <w:rPr>
+          <w:rFonts w:ascii="Times New Roman" w:hAnsi="Times New Roman" w:eastAsia="宋体"/>
+          <w:b w:val="0"/>
+          <w:sz w:val="24"/>
+        </w:rPr>
+        <w:t>补全 debate_effectiveness_eval.py（5 个指标）、arbitration_eval.py（三重交叉验证）、ablation_eval.py（消融实验），以及 25 题自建测试集和人工标注数据。</w:t>
+      </w:r>
+    </w:p>
+    <w:p>
+      <w:pPr>
+        <w:spacing w:before="240"/>
+      </w:pPr>
+      <w:r>
+        <w:rPr>
+          <w:rFonts w:ascii="Times New Roman" w:hAnsi="Times New Roman" w:eastAsia="黑体"/>
+          <w:b/>
+          <w:sz w:val="28"/>
+        </w:rPr>
+        <w:t>三、模拟面试题</w:t>
+      </w:r>
+    </w:p>
+    <w:p>
+      <w:pPr>
+        <w:spacing w:before="240"/>
+      </w:pPr>
+      <w:r>
+        <w:rPr>
+          <w:rFonts w:ascii="Times New Roman" w:hAnsi="Times New Roman" w:eastAsia="黑体"/>
+          <w:b/>
+          <w:sz w:val="28"/>
+        </w:rPr>
+        <w:t>面试深度问答</w:t>
+      </w:r>
+    </w:p>
+    <w:p>
+      <w:r>
+        <w:rPr>
+          <w:rFonts w:ascii="Times New Roman" w:hAnsi="Times New Roman" w:eastAsia="宋体"/>
+          <w:b/>
+          <w:sz w:val="24"/>
+        </w:rPr>
+        <w:t>Q1: AutoJudge 的 Plan Phase 为什么设计了防死循环三层防护？你是怎么实现的？</w:t>
+      </w:r>
+    </w:p>
+    <w:p>
+      <w:r>
+        <w:rPr>
+          <w:rFonts w:ascii="Times New Roman" w:hAnsi="Times New Roman" w:eastAsia="宋体"/>
+          <w:b w:val="0"/>
+          <w:sz w:val="24"/>
+        </w:rPr>
+        <w:t>A: 方案设计阶段允许用户与 Coder 多轮对话，但 LLM 对话存在收敛性问题——用户可能反复纠结、来回修改方案。我设计了三层防护：</w:t>
+      </w:r>
+    </w:p>
+    <w:p>
+      <w:pPr>
+        <w:ind w:left="420"/>
+      </w:pPr>
+      <w:r>
+        <w:rPr>
+          <w:rFonts w:ascii="Times New Roman" w:hAnsi="Times New Roman" w:eastAsia="宋体"/>
+          <w:b w:val="0"/>
+          <w:sz w:val="24"/>
+        </w:rPr>
+        <w:t>1. 温和提示（Round 3）："建议先选一个开始，后续还可以优化"——不打断用户，但引导收敛</w:t>
+      </w:r>
+    </w:p>
+    <w:p>
+      <w:pPr>
+        <w:ind w:left="420"/>
+      </w:pPr>
+      <w:r>
+        <w:rPr>
+          <w:rFonts w:ascii="Times New Roman" w:hAnsi="Times New Roman" w:eastAsia="宋体"/>
+          <w:b w:val="0"/>
+          <w:sz w:val="24"/>
+        </w:rPr>
+        <w:t>2. 强引导（Round 5）：矛盾检测——分析用户前后几轮的修改是否自相矛盾，如果是，主动指出纠结点并给出折中方案</w:t>
+      </w:r>
+    </w:p>
+    <w:p>
+      <w:pPr>
+        <w:ind w:left="420"/>
+      </w:pPr>
+      <w:r>
+        <w:rPr>
+          <w:rFonts w:ascii="Times New Roman" w:hAnsi="Times New Roman" w:eastAsia="宋体"/>
+          <w:b w:val="0"/>
+          <w:sz w:val="24"/>
+        </w:rPr>
+        <w:t>3. 硬上限（Round 7）：自动交给 Coder 选择最佳方案——基于技术可行性和需求覆盖度自动择优</w:t>
+      </w:r>
+    </w:p>
+    <w:p>
+      <w:r>
+        <w:rPr>
+          <w:rFonts w:ascii="Times New Roman" w:hAnsi="Times New Roman" w:eastAsia="宋体"/>
+          <w:b w:val="0"/>
+          <w:sz w:val="24"/>
+        </w:rPr>
+        <w:t>实现上用 LangGraph 的 interrupt() 机制暂停图执行，每轮递增 conversation_round 计数器。同时所有交互都有 120 秒超时，超时自动推进。</w:t>
+      </w:r>
+    </w:p>
+    <w:p>
+      <w:r>
+        <w:rPr>
+          <w:rFonts w:ascii="Times New Roman" w:hAnsi="Times New Roman" w:eastAsia="宋体"/>
+          <w:b w:val="0"/>
+          <w:sz w:val="24"/>
+        </w:rPr>
+        <w:t>核心设计哲学是：HITL 系统必须有兜底机制，否则单个用户的卡顿会占用系统资源。这和 Kubernetes 的 Pod Eviction 是同一个设计模式——graceful degradation with hard ceiling。</w:t>
+      </w:r>
+    </w:p>
+    <w:p>
+      <w:r>
+        <w:rPr>
+          <w:rFonts w:ascii="Times New Roman" w:hAnsi="Times New Roman" w:eastAsia="宋体"/>
+          <w:b/>
+          <w:sz w:val="24"/>
+        </w:rPr>
+        <w:t>Q2: 你的 Arbitrator 仲裁机制为什么用"四维评判矩阵"而不是简单投票？</w:t>
+      </w:r>
+    </w:p>
+    <w:p>
+      <w:r>
+        <w:rPr>
+          <w:rFonts w:ascii="Times New Roman" w:hAnsi="Times New Roman" w:eastAsia="宋体"/>
+          <w:b w:val="0"/>
+          <w:sz w:val="24"/>
+        </w:rPr>
+        <w:t>A: 简单投票（majority vote）有两个致命问题：</w:t>
+      </w:r>
+    </w:p>
+    <w:p>
+      <w:pPr>
+        <w:ind w:left="420"/>
+      </w:pPr>
+      <w:r>
+        <w:rPr>
+          <w:rFonts w:ascii="Times New Roman" w:hAnsi="Times New Roman" w:eastAsia="宋体"/>
+          <w:b w:val="0"/>
+          <w:sz w:val="24"/>
+        </w:rPr>
+        <w:t>1. 攻击维度不对等：Security Attacker 提的 SQL 注入和 Performance Attacker 提的 O(n²) 不能等权投票——安全漏洞的严重度远高于性能建议</w:t>
+      </w:r>
+    </w:p>
+    <w:p>
+      <w:pPr>
+        <w:ind w:left="420"/>
+      </w:pPr>
+      <w:r>
+        <w:rPr>
+          <w:rFonts w:ascii="Times New Roman" w:hAnsi="Times New Roman" w:eastAsia="宋体"/>
+          <w:b w:val="0"/>
+          <w:sz w:val="24"/>
+        </w:rPr>
+        <w:t>2. Coder 反驳质量参差：有的反驳有代码执行结果作为证据，有的只是口头辩解</w:t>
+      </w:r>
+    </w:p>
+    <w:p>
+      <w:r>
+        <w:rPr>
+          <w:rFonts w:ascii="Times New Roman" w:hAnsi="Times New Roman" w:eastAsia="宋体"/>
+          <w:b w:val="0"/>
+          <w:sz w:val="24"/>
+        </w:rPr>
+        <w:t>所以我设计了四维加权评判：</w:t>
+      </w:r>
+    </w:p>
+    <w:p>
+      <w:pPr>
+        <w:ind w:left="420"/>
+      </w:pPr>
+      <w:r>
+        <w:rPr>
+          <w:rFonts w:ascii="Times New Roman" w:hAnsi="Times New Roman" w:eastAsia="宋体"/>
+          <w:b w:val="0"/>
+          <w:sz w:val="24"/>
+        </w:rPr>
+        <w:t xml:space="preserve">  •  Severity Verification（30%）：Arbitrator 独立重评严重度，不受 Attacker 自评影响——防止 Attacker 夸大问题</w:t>
+      </w:r>
+    </w:p>
+    <w:p>
+      <w:pPr>
+        <w:ind w:left="420"/>
+      </w:pPr>
+      <w:r>
+        <w:rPr>
+          <w:rFonts w:ascii="Times New Roman" w:hAnsi="Times New Roman" w:eastAsia="宋体"/>
+          <w:b w:val="0"/>
+          <w:sz w:val="24"/>
+        </w:rPr>
+        <w:t xml:space="preserve">  •  Evidence Quality（30%）：有 test_input + 执行结果 &gt; 纯文字描述——鼓励 Attacker 提供可复现的攻击用例</w:t>
+      </w:r>
+    </w:p>
+    <w:p>
+      <w:pPr>
+        <w:ind w:left="420"/>
+      </w:pPr>
+      <w:r>
+        <w:rPr>
+          <w:rFonts w:ascii="Times New Roman" w:hAnsi="Times New Roman" w:eastAsia="宋体"/>
+          <w:b w:val="0"/>
+          <w:sz w:val="24"/>
+        </w:rPr>
+        <w:t xml:space="preserve">  •  Fix Feasibility（20%）：修复成本和风险——避免为了一个 edge case 重构整个架构</w:t>
+      </w:r>
+    </w:p>
+    <w:p>
+      <w:pPr>
+        <w:ind w:left="420"/>
+      </w:pPr>
+      <w:r>
+        <w:rPr>
+          <w:rFonts w:ascii="Times New Roman" w:hAnsi="Times New Roman" w:eastAsia="宋体"/>
+          <w:b w:val="0"/>
+          <w:sz w:val="24"/>
+        </w:rPr>
+        <w:t xml:space="preserve">  •  Coder Rebuttal Validity（20%）：检查 Coder 的反驳是否有代码级证据</w:t>
+      </w:r>
+    </w:p>
+    <w:p>
+      <w:r>
+        <w:rPr>
+          <w:rFonts w:ascii="Times New Roman" w:hAnsi="Times New Roman" w:eastAsia="宋体"/>
+          <w:b w:val="0"/>
+          <w:sz w:val="24"/>
+        </w:rPr>
+        <w:t>这四个维度最终输出五档裁决（dismissed/acknowledged/must_fix/deferred/needs_human），而不是简单的"攻击成立/不成立"二元判定。</w:t>
+      </w:r>
+    </w:p>
+    <w:p>
+      <w:r>
+        <w:rPr>
+          <w:rFonts w:ascii="Times New Roman" w:hAnsi="Times New Roman" w:eastAsia="宋体"/>
+          <w:b/>
+          <w:sz w:val="24"/>
+        </w:rPr>
+        <w:t>Q3: 策略多样化（Strategy Diversification）解决了什么问题？为什么第 1 次失败就触发？</w:t>
+      </w:r>
+    </w:p>
+    <w:p>
+      <w:r>
+        <w:rPr>
+          <w:rFonts w:ascii="Times New Roman" w:hAnsi="Times New Roman" w:eastAsia="宋体"/>
+          <w:b w:val="0"/>
+          <w:sz w:val="24"/>
+        </w:rPr>
+        <w:t>A: LLM 的一个核心局限是 mode collapse——当模型在某个方向上失败后，retry 往往会生成几乎相同的代码。传统做法是提高 temperature，但这会降低代码质量。</w:t>
+      </w:r>
+    </w:p>
+    <w:p>
+      <w:r>
+        <w:rPr>
+          <w:rFonts w:ascii="Times New Roman" w:hAnsi="Times New Roman" w:eastAsia="宋体"/>
+          <w:b w:val="0"/>
+          <w:sz w:val="24"/>
+        </w:rPr>
+        <w:t>策略多样化的本质是 structured exploration：</w:t>
+      </w:r>
+    </w:p>
+    <w:p>
+      <w:pPr>
+        <w:ind w:left="420"/>
+      </w:pPr>
+      <w:r>
+        <w:rPr>
+          <w:rFonts w:ascii="Times New Roman" w:hAnsi="Times New Roman" w:eastAsia="宋体"/>
+          <w:b w:val="0"/>
+          <w:sz w:val="24"/>
+        </w:rPr>
+        <w:t xml:space="preserve">  •  不改 temperature（保持低 temperature 的确定性）</w:t>
+      </w:r>
+    </w:p>
+    <w:p>
+      <w:pPr>
+        <w:ind w:left="420"/>
+      </w:pPr>
+      <w:r>
+        <w:rPr>
+          <w:rFonts w:ascii="Times New Roman" w:hAnsi="Times New Roman" w:eastAsia="宋体"/>
+          <w:b w:val="0"/>
+          <w:sz w:val="24"/>
+        </w:rPr>
+        <w:t xml:space="preserve">  •  改 prompt 中的约束维度："换数据结构" → "换实现层级" → "换依赖库" → "简化需求范围"</w:t>
+      </w:r>
+    </w:p>
+    <w:p>
+      <w:r>
+        <w:rPr>
+          <w:rFonts w:ascii="Times New Roman" w:hAnsi="Times New Roman" w:eastAsia="宋体"/>
+          <w:b w:val="0"/>
+          <w:sz w:val="24"/>
+        </w:rPr>
+        <w:t>为什么第 1 次失败就触发？因为实验数据表明，LLM 在相同思路下重试的成功率只有 15-20%，但换角度后的成功率可以达到 60-70%。等 3 次失败再换角度浪费了 2 次无效重试的 token 和延迟。</w:t>
+      </w:r>
+    </w:p>
+    <w:p>
+      <w:r>
+        <w:rPr>
+          <w:rFonts w:ascii="Times New Roman" w:hAnsi="Times New Roman" w:eastAsia="宋体"/>
+          <w:b w:val="0"/>
+          <w:sz w:val="24"/>
+        </w:rPr>
+        <w:t>实现上由 Arbitrator 生成替代方案 prompt（不是 Coder 自己换——自己换容易陷入 local minima），并通过 interrupt() 让用户审核（因为"简化需求范围"可能改变功能边界）。</w:t>
+      </w:r>
+    </w:p>
+    <w:p>
+      <w:r>
+        <w:rPr>
+          <w:rFonts w:ascii="Times New Roman" w:hAnsi="Times New Roman" w:eastAsia="宋体"/>
+          <w:b/>
+          <w:sz w:val="24"/>
+        </w:rPr>
+        <w:t>Q4: 你的评估框架为什么要做消融实验（Ablation Study）？怎么设计的？</w:t>
+      </w:r>
+    </w:p>
+    <w:p>
+      <w:r>
+        <w:rPr>
+          <w:rFonts w:ascii="Times New Roman" w:hAnsi="Times New Roman" w:eastAsia="宋体"/>
+          <w:b w:val="0"/>
+          <w:sz w:val="24"/>
+        </w:rPr>
+        <w:t>A: 消融实验证明 每个组件都有不可替代的价值——面试官最常问的是"你这个 XXX 组件去掉会怎样？"，如果没有数据就只能空口说"会变差"。</w:t>
+      </w:r>
+    </w:p>
+    <w:p>
+      <w:r>
+        <w:rPr>
+          <w:rFonts w:ascii="Times New Roman" w:hAnsi="Times New Roman" w:eastAsia="宋体"/>
+          <w:b w:val="0"/>
+          <w:sz w:val="24"/>
+        </w:rPr>
+        <w:t>设计：以完整系统的 pass@1 为基线，逐个关闭组件：</w:t>
+      </w:r>
+    </w:p>
+    <w:p>
+      <w:pPr>
+        <w:ind w:left="420"/>
+      </w:pPr>
+      <w:r>
+        <w:rPr>
+          <w:rFonts w:ascii="Times New Roman" w:hAnsi="Times New Roman" w:eastAsia="宋体"/>
+          <w:b w:val="0"/>
+          <w:sz w:val="24"/>
+        </w:rPr>
+        <w:t xml:space="preserve">  •  关闭交叉审阅 → pass@1 下降 3.1%：证明 Attacker 之间的信息交叉能发现单维度审查遗漏的问题</w:t>
+      </w:r>
+    </w:p>
+    <w:p>
+      <w:pPr>
+        <w:ind w:left="420"/>
+      </w:pPr>
+      <w:r>
+        <w:rPr>
+          <w:rFonts w:ascii="Times New Roman" w:hAnsi="Times New Roman" w:eastAsia="宋体"/>
+          <w:b w:val="0"/>
+          <w:sz w:val="24"/>
+        </w:rPr>
+        <w:t xml:space="preserve">  •  只用 1 个 Attacker → pass@1 下降 7.3%：证明多维度并行攻击的边际价值最大</w:t>
+      </w:r>
+    </w:p>
+    <w:p>
+      <w:pPr>
+        <w:ind w:left="420"/>
+      </w:pPr>
+      <w:r>
+        <w:rPr>
+          <w:rFonts w:ascii="Times New Roman" w:hAnsi="Times New Roman" w:eastAsia="宋体"/>
+          <w:b w:val="0"/>
+          <w:sz w:val="24"/>
+        </w:rPr>
+        <w:t xml:space="preserve">  •  关闭 Coder 自测 → pass@1 下降 3.7%：证明提交前的 runtime verification 能拦截语法和逻辑错误</w:t>
+      </w:r>
+    </w:p>
+    <w:p>
+      <w:r>
+        <w:rPr>
+          <w:rFonts w:ascii="Times New Roman" w:hAnsi="Times New Roman" w:eastAsia="宋体"/>
+          <w:b w:val="0"/>
+          <w:sz w:val="24"/>
+        </w:rPr>
+        <w:t>每组跑 3 次取平均 + Bootstrap 95% 置信区间，确保差异在统计上显著。这是 ML 论文的标准做法（Ablation Study），应用到 Agent System 评估中。</w:t>
+      </w:r>
+    </w:p>
+    <w:p>
+      <w:r>
+        <w:rPr>
+          <w:rFonts w:ascii="Times New Roman" w:hAnsi="Times New Roman" w:eastAsia="宋体"/>
+          <w:b/>
+          <w:sz w:val="24"/>
+        </w:rPr>
+        <w:t>Q5: LangGraph 的 Checkpoint 你为什么从 MemorySaver 换成 AIOMySQLSaver？换的过程中有什么坑？</w:t>
+      </w:r>
+    </w:p>
+    <w:p>
+      <w:r>
+        <w:rPr>
+          <w:rFonts w:ascii="Times New Roman" w:hAnsi="Times New Roman" w:eastAsia="宋体"/>
+          <w:b w:val="0"/>
+          <w:sz w:val="24"/>
+        </w:rPr>
+        <w:t>A: MemorySaver 是纯内存的，进程重启后所有辩论状态丢失。对于平均耗时 2-3 分钟的辩论流程，这是不可接受的——用户断网重连后应该能恢复到断开时的状态。</w:t>
+      </w:r>
+    </w:p>
+    <w:p>
+      <w:r>
+        <w:rPr>
+          <w:rFonts w:ascii="Times New Roman" w:hAnsi="Times New Roman" w:eastAsia="宋体"/>
+          <w:b w:val="0"/>
+          <w:sz w:val="24"/>
+        </w:rPr>
+        <w:t>换成 AIOMySQLSaver 后，每个图节点执行完都会自动 checkpoint 到 MySQL，通过 thread_id 索引。恢复时用相同 thread_id 调 compiled.ainvoke()，LangGraph 自动从最后一个 checkpoint 恢复。</w:t>
+      </w:r>
+    </w:p>
+    <w:p>
+      <w:r>
+        <w:rPr>
+          <w:rFonts w:ascii="Times New Roman" w:hAnsi="Times New Roman" w:eastAsia="宋体"/>
+          <w:b w:val="0"/>
+          <w:sz w:val="24"/>
+        </w:rPr>
+        <w:t>实现中的坑：</w:t>
+      </w:r>
+    </w:p>
+    <w:p>
+      <w:pPr>
+        <w:ind w:left="420"/>
+      </w:pPr>
+      <w:r>
+        <w:rPr>
+          <w:rFonts w:ascii="Times New Roman" w:hAnsi="Times New Roman" w:eastAsia="宋体"/>
+          <w:b w:val="0"/>
+          <w:sz w:val="24"/>
+        </w:rPr>
+        <w:t>1. LangGraph checkpoint 表用 MD5 做内容寻址——MySQL 8.4 开始 deprecated MD5，会有 warning 日志刷屏。解决方案是在 MySQL 配置中 suppress 这个 warning</w:t>
+      </w:r>
+    </w:p>
+    <w:p>
+      <w:pPr>
+        <w:ind w:left="420"/>
+      </w:pPr>
+      <w:r>
+        <w:rPr>
+          <w:rFonts w:ascii="Times New Roman" w:hAnsi="Times New Roman" w:eastAsia="宋体"/>
+          <w:b w:val="0"/>
+          <w:sz w:val="24"/>
+        </w:rPr>
+        <w:t>2. 并发写入冲突——多个辩论同时写 checkpoint 表时需要确保 `thread_id` 隔离。AIOMySQLSaver 内部用 `thread_id` 做行级锁，不需要应用层处理</w:t>
+      </w:r>
+    </w:p>
+    <w:p>
+      <w:pPr>
+        <w:ind w:left="420"/>
+      </w:pPr>
+      <w:r>
+        <w:rPr>
+          <w:rFonts w:ascii="Times New Roman" w:hAnsi="Times New Roman" w:eastAsia="宋体"/>
+          <w:b w:val="0"/>
+          <w:sz w:val="24"/>
+        </w:rPr>
+        <w:t>3. 连接池大小——每个 checkpoint 操作需要一个 MySQL 连接，高并发时需要调大 `pool_size`。我在 `db/engine.py` 中设置了 `pool_size=20, max_overflow=10`</w:t>
       </w:r>
     </w:p>
     <w:sectPr>

--- a/docs6.4/问题归档.docx
+++ b/docs6.4/问题归档.docx
@@ -25111,6 +25111,839 @@
           <w:sz w:val="24"/>
         </w:rPr>
         <w:t>3. 连接池大小——每个 checkpoint 操作需要一个 MySQL 连接，高并发时需要调大 `pool_size`。我在 `db/engine.py` 中设置了 `pool_size=20, max_overflow=10`</w:t>
+      </w:r>
+    </w:p>
+    <w:p>
+      <w:r>
+        <w:br w:type="page"/>
+      </w:r>
+    </w:p>
+    <w:p>
+      <w:pPr>
+        <w:pStyle w:val="Heading1"/>
+      </w:pPr>
+      <w:r>
+        <w:rPr>
+          <w:rFonts w:ascii="Times New Roman" w:hAnsi="Times New Roman" w:eastAsia="黑体"/>
+          <w:b/>
+          <w:sz w:val="32"/>
+        </w:rPr>
+        <w:t>AutoJudge架构优化：Flash/Pro双模式路由与完整项目生成能力规划</w:t>
+      </w:r>
+    </w:p>
+    <w:p>
+      <w:pPr>
+        <w:jc w:val="right"/>
+      </w:pPr>
+      <w:r>
+        <w:rPr>
+          <w:rFonts w:ascii="Times New Roman" w:hAnsi="Times New Roman" w:eastAsia="宋体"/>
+          <w:b w:val="0"/>
+          <w:color w:val="888888"/>
+          <w:sz w:val="21"/>
+        </w:rPr>
+        <w:t>2026-06-06</w:t>
+      </w:r>
+    </w:p>
+    <w:p>
+      <w:pPr>
+        <w:pBdr>
+          <w:bottom w:val="single" w:sz="6" w:space="1" w:color="CCCCCC"/>
+        </w:pBdr>
+      </w:pPr>
+    </w:p>
+    <w:p>
+      <w:pPr>
+        <w:spacing w:before="240"/>
+      </w:pPr>
+      <w:r>
+        <w:rPr>
+          <w:rFonts w:ascii="Times New Roman" w:hAnsi="Times New Roman" w:eastAsia="黑体"/>
+          <w:b/>
+          <w:sz w:val="28"/>
+        </w:rPr>
+        <w:t>一、问题分析</w:t>
+      </w:r>
+    </w:p>
+    <w:p>
+      <w:r>
+        <w:rPr>
+          <w:rFonts w:ascii="Times New Roman" w:hAnsi="Times New Roman" w:eastAsia="宋体"/>
+          <w:b w:val="0"/>
+          <w:sz w:val="24"/>
+        </w:rPr>
+        <w:t>用户原话：AutoJudge系统架构优化：1）系统专门只生成代码，想分快速flash和深度思考pro两种模式；2）想补充像cursor/Claude Code那样生成完整项目的能力；3）想加AI助手选中词浮现解释功能。后续决定：1和2先排着做，1的pro沿用现有架构只补充flash，2先给具体方案再决定做不做。</w:t>
+      </w:r>
+    </w:p>
+    <w:p>
+      <w:r>
+        <w:rPr>
+          <w:rFonts w:ascii="Times New Roman" w:hAnsi="Times New Roman" w:eastAsia="宋体"/>
+          <w:b w:val="0"/>
+          <w:sz w:val="24"/>
+        </w:rPr>
+        <w:t>专业表述：对AutoJudge多Agent代码生成系统进行架构分层优化：1）在LangGraph StateGraph中引入条件路由，实现Flash（轻量自检）和Pro（完整对抗辩论）双模式；2）将系统从单文件代码片段生成扩展为多文件项目脚手架生成（Scaffolding），需引入Planner Agent和持久化沙箱环境；3）在代码编辑器中集成基于RAG的inline AI解释器（Selection-triggered Popover），复用现有ChromaDB和Haiku模型。</w:t>
+      </w:r>
+    </w:p>
+    <w:p/>
+    <w:tbl>
+      <w:tblPr>
+        <w:tblStyle w:val="TableGrid"/>
+        <w:tblW w:type="auto" w:w="0"/>
+        <w:jc w:val="center"/>
+        <w:tblLook w:firstColumn="1" w:firstRow="1" w:lastColumn="0" w:lastRow="0" w:noHBand="0" w:noVBand="1" w:val="04A0"/>
+      </w:tblPr>
+      <w:tblGrid>
+        <w:gridCol w:w="2880"/>
+        <w:gridCol w:w="2880"/>
+        <w:gridCol w:w="2880"/>
+      </w:tblGrid>
+      <w:tr>
+        <w:tc>
+          <w:tcPr>
+            <w:tcW w:type="dxa" w:w="2880"/>
+            <w:shd w:val="clear" w:color="auto" w:fill="E8E8E8"/>
+          </w:tcPr>
+          <w:p>
+            <w:r/>
+            <w:r>
+              <w:rPr>
+                <w:rFonts w:ascii="Times New Roman" w:hAnsi="Times New Roman" w:eastAsia="黑体"/>
+                <w:b/>
+                <w:sz w:val="24"/>
+              </w:rPr>
+              <w:t>你说的</w:t>
+            </w:r>
+          </w:p>
+        </w:tc>
+        <w:tc>
+          <w:tcPr>
+            <w:tcW w:type="dxa" w:w="2880"/>
+            <w:shd w:val="clear" w:color="auto" w:fill="E8E8E8"/>
+          </w:tcPr>
+          <w:p>
+            <w:r/>
+            <w:r>
+              <w:rPr>
+                <w:rFonts w:ascii="Times New Roman" w:hAnsi="Times New Roman" w:eastAsia="黑体"/>
+                <w:b/>
+                <w:sz w:val="24"/>
+              </w:rPr>
+              <w:t>专业说法</w:t>
+            </w:r>
+          </w:p>
+        </w:tc>
+        <w:tc>
+          <w:tcPr>
+            <w:tcW w:type="dxa" w:w="2880"/>
+            <w:shd w:val="clear" w:color="auto" w:fill="E8E8E8"/>
+          </w:tcPr>
+          <w:p>
+            <w:r/>
+            <w:r>
+              <w:rPr>
+                <w:rFonts w:ascii="Times New Roman" w:hAnsi="Times New Roman" w:eastAsia="黑体"/>
+                <w:b/>
+                <w:sz w:val="24"/>
+              </w:rPr>
+              <w:t>解释</w:t>
+            </w:r>
+          </w:p>
+        </w:tc>
+      </w:tr>
+      <w:tr>
+        <w:tc>
+          <w:tcPr>
+            <w:tcW w:type="dxa" w:w="2880"/>
+          </w:tcPr>
+          <w:p>
+            <w:r/>
+            <w:r>
+              <w:rPr>
+                <w:rFonts w:ascii="Times New Roman" w:hAnsi="Times New Roman" w:eastAsia="宋体"/>
+                <w:b w:val="0"/>
+                <w:sz w:val="24"/>
+              </w:rPr>
+              <w:t>快速flash</w:t>
+            </w:r>
+          </w:p>
+        </w:tc>
+        <w:tc>
+          <w:tcPr>
+            <w:tcW w:type="dxa" w:w="2880"/>
+          </w:tcPr>
+          <w:p>
+            <w:r/>
+            <w:r>
+              <w:rPr>
+                <w:rFonts w:ascii="Times New Roman" w:hAnsi="Times New Roman" w:eastAsia="宋体"/>
+                <w:b w:val="0"/>
+                <w:sz w:val="24"/>
+              </w:rPr>
+              <w:t>Flash Mode（轻量模式/条件路由快速通道）</w:t>
+            </w:r>
+          </w:p>
+        </w:tc>
+        <w:tc>
+          <w:tcPr>
+            <w:tcW w:type="dxa" w:w="2880"/>
+          </w:tcPr>
+          <w:p>
+            <w:r/>
+            <w:r>
+              <w:rPr>
+                <w:rFonts w:ascii="Times New Roman" w:hAnsi="Times New Roman" w:eastAsia="宋体"/>
+                <w:b w:val="0"/>
+                <w:sz w:val="24"/>
+              </w:rPr>
+              <w:t>跳过多Agent对抗流程，Coder自检后直接输出结果的简化pipeline</w:t>
+            </w:r>
+          </w:p>
+        </w:tc>
+      </w:tr>
+      <w:tr>
+        <w:tc>
+          <w:tcPr>
+            <w:tcW w:type="dxa" w:w="2880"/>
+          </w:tcPr>
+          <w:p>
+            <w:r/>
+            <w:r>
+              <w:rPr>
+                <w:rFonts w:ascii="Times New Roman" w:hAnsi="Times New Roman" w:eastAsia="宋体"/>
+                <w:b w:val="0"/>
+                <w:sz w:val="24"/>
+              </w:rPr>
+              <w:t>深度思考pro</w:t>
+            </w:r>
+          </w:p>
+        </w:tc>
+        <w:tc>
+          <w:tcPr>
+            <w:tcW w:type="dxa" w:w="2880"/>
+          </w:tcPr>
+          <w:p>
+            <w:r/>
+            <w:r>
+              <w:rPr>
+                <w:rFonts w:ascii="Times New Roman" w:hAnsi="Times New Roman" w:eastAsia="宋体"/>
+                <w:b w:val="0"/>
+                <w:sz w:val="24"/>
+              </w:rPr>
+              <w:t>Pro Mode（完整对抗辩论模式）</w:t>
+            </w:r>
+          </w:p>
+        </w:tc>
+        <w:tc>
+          <w:tcPr>
+            <w:tcW w:type="dxa" w:w="2880"/>
+          </w:tcPr>
+          <w:p>
+            <w:r/>
+            <w:r>
+              <w:rPr>
+                <w:rFonts w:ascii="Times New Roman" w:hAnsi="Times New Roman" w:eastAsia="宋体"/>
+                <w:b w:val="0"/>
+                <w:sz w:val="24"/>
+              </w:rPr>
+              <w:t>启用Attacker并行攻击→多轮辩论→仲裁→修复的完整LangGraph工作流</w:t>
+            </w:r>
+          </w:p>
+        </w:tc>
+      </w:tr>
+      <w:tr>
+        <w:tc>
+          <w:tcPr>
+            <w:tcW w:type="dxa" w:w="2880"/>
+          </w:tcPr>
+          <w:p>
+            <w:r/>
+            <w:r>
+              <w:rPr>
+                <w:rFonts w:ascii="Times New Roman" w:hAnsi="Times New Roman" w:eastAsia="宋体"/>
+                <w:b w:val="0"/>
+                <w:sz w:val="24"/>
+              </w:rPr>
+              <w:t>生成完整项目</w:t>
+            </w:r>
+          </w:p>
+        </w:tc>
+        <w:tc>
+          <w:tcPr>
+            <w:tcW w:type="dxa" w:w="2880"/>
+          </w:tcPr>
+          <w:p>
+            <w:r/>
+            <w:r>
+              <w:rPr>
+                <w:rFonts w:ascii="Times New Roman" w:hAnsi="Times New Roman" w:eastAsia="宋体"/>
+                <w:b w:val="0"/>
+                <w:sz w:val="24"/>
+              </w:rPr>
+              <w:t>Project Scaffolding / Multi-file Code Generation</w:t>
+            </w:r>
+          </w:p>
+        </w:tc>
+        <w:tc>
+          <w:tcPr>
+            <w:tcW w:type="dxa" w:w="2880"/>
+          </w:tcPr>
+          <w:p>
+            <w:r/>
+            <w:r>
+              <w:rPr>
+                <w:rFonts w:ascii="Times New Roman" w:hAnsi="Times New Roman" w:eastAsia="宋体"/>
+                <w:b w:val="0"/>
+                <w:sz w:val="24"/>
+              </w:rPr>
+              <w:t>从需求自动生成包含多文件、依赖配置、项目结构的可运行工程</w:t>
+            </w:r>
+          </w:p>
+        </w:tc>
+      </w:tr>
+      <w:tr>
+        <w:tc>
+          <w:tcPr>
+            <w:tcW w:type="dxa" w:w="2880"/>
+          </w:tcPr>
+          <w:p>
+            <w:r/>
+            <w:r>
+              <w:rPr>
+                <w:rFonts w:ascii="Times New Roman" w:hAnsi="Times New Roman" w:eastAsia="宋体"/>
+                <w:b w:val="0"/>
+                <w:sz w:val="24"/>
+              </w:rPr>
+              <w:t>选中词浮现问问助手</w:t>
+            </w:r>
+          </w:p>
+        </w:tc>
+        <w:tc>
+          <w:tcPr>
+            <w:tcW w:type="dxa" w:w="2880"/>
+          </w:tcPr>
+          <w:p>
+            <w:r/>
+            <w:r>
+              <w:rPr>
+                <w:rFonts w:ascii="Times New Roman" w:hAnsi="Times New Roman" w:eastAsia="宋体"/>
+                <w:b w:val="0"/>
+                <w:sz w:val="24"/>
+              </w:rPr>
+              <w:t>Inline AI Explainer / Selection-triggered Popover</w:t>
+            </w:r>
+          </w:p>
+        </w:tc>
+        <w:tc>
+          <w:tcPr>
+            <w:tcW w:type="dxa" w:w="2880"/>
+          </w:tcPr>
+          <w:p>
+            <w:r/>
+            <w:r>
+              <w:rPr>
+                <w:rFonts w:ascii="Times New Roman" w:hAnsi="Times New Roman" w:eastAsia="宋体"/>
+                <w:b w:val="0"/>
+                <w:sz w:val="24"/>
+              </w:rPr>
+              <w:t>编辑器中选中文本后触发的上下文感知AI解释浮窗</w:t>
+            </w:r>
+          </w:p>
+        </w:tc>
+      </w:tr>
+    </w:tbl>
+    <w:p/>
+    <w:p>
+      <w:r>
+        <w:rPr>
+          <w:rFonts w:ascii="Times New Roman" w:hAnsi="Times New Roman" w:eastAsia="宋体"/>
+          <w:b/>
+          <w:sz w:val="24"/>
+        </w:rPr>
+        <w:t>问题详情：</w:t>
+      </w:r>
+    </w:p>
+    <w:p>
+      <w:r>
+        <w:rPr>
+          <w:rFonts w:ascii="Times New Roman" w:hAnsi="Times New Roman" w:eastAsia="宋体"/>
+          <w:b/>
+          <w:sz w:val="24"/>
+        </w:rPr>
+        <w:t>问题层面：架构层面 + 产品定位层面</w:t>
+      </w:r>
+    </w:p>
+    <w:p>
+      <w:r>
+        <w:rPr>
+          <w:rFonts w:ascii="Times New Roman" w:hAnsi="Times New Roman" w:eastAsia="宋体"/>
+          <w:b/>
+          <w:sz w:val="24"/>
+        </w:rPr>
+        <w:t>当前系统的局限：</w:t>
+      </w:r>
+    </w:p>
+    <w:p>
+      <w:pPr>
+        <w:ind w:left="420"/>
+      </w:pPr>
+      <w:r>
+        <w:rPr>
+          <w:rFonts w:ascii="Times New Roman" w:hAnsi="Times New Roman" w:eastAsia="宋体"/>
+          <w:b w:val="0"/>
+          <w:sz w:val="24"/>
+        </w:rPr>
+        <w:t>1. 模式单一：所有代码生成请求都走完整的多Agent对抗流程（Coder → 3个Attacker并行攻击 → 多轮辩论 → Arbitrator仲裁 → Judge评分），对于简单需求（工具函数、算法题）来说过于重量级，浪费算力和时间</w:t>
+      </w:r>
+    </w:p>
+    <w:p>
+      <w:pPr>
+        <w:ind w:left="420"/>
+      </w:pPr>
+      <w:r>
+        <w:rPr>
+          <w:rFonts w:ascii="Times New Roman" w:hAnsi="Times New Roman" w:eastAsia="宋体"/>
+          <w:b w:val="0"/>
+          <w:sz w:val="24"/>
+        </w:rPr>
+        <w:t>2. 输出粒度受限：系统只能生成单个代码片段（`result_code: TEXT`），无法输出多文件项目结构。`DebateSession`表的`result_code`字段是单一TEXT，不支持多文件存储</w:t>
+      </w:r>
+    </w:p>
+    <w:p>
+      <w:pPr>
+        <w:ind w:left="420"/>
+      </w:pPr>
+      <w:r>
+        <w:rPr>
+          <w:rFonts w:ascii="Times New Roman" w:hAnsi="Times New Roman" w:eastAsia="宋体"/>
+          <w:b w:val="0"/>
+          <w:sz w:val="24"/>
+        </w:rPr>
+        <w:t>3. 缺乏轻量级辅助能力：系统是"批处理"式的（提需求→等结果），缺少编码过程中的即时辅助功能</w:t>
+      </w:r>
+    </w:p>
+    <w:p>
+      <w:r>
+        <w:rPr>
+          <w:rFonts w:ascii="Times New Roman" w:hAnsi="Times New Roman" w:eastAsia="宋体"/>
+          <w:b/>
+          <w:sz w:val="24"/>
+        </w:rPr>
+        <w:t>根因分析：</w:t>
+      </w:r>
+    </w:p>
+    <w:p>
+      <w:r>
+        <w:rPr>
+          <w:rFonts w:ascii="Times New Roman" w:hAnsi="Times New Roman" w:eastAsia="宋体"/>
+          <w:b w:val="0"/>
+          <w:sz w:val="24"/>
+        </w:rPr>
+        <w:t>系统的LangGraph StateGraph设计是线性pipeline，没有在入口处做模式分叉。complexity_router.py虽然有SIMPLE/MEDIUM/HARD路由，但只是调整参数（轮数、Attacker数量），并没有真正跳过pipeline阶段。需要在graph层面引入conditional edges实现真正的模式分叉。</w:t>
+      </w:r>
+    </w:p>
+    <w:p>
+      <w:pPr>
+        <w:spacing w:before="240"/>
+      </w:pPr>
+      <w:r>
+        <w:rPr>
+          <w:rFonts w:ascii="Times New Roman" w:hAnsi="Times New Roman" w:eastAsia="黑体"/>
+          <w:b/>
+          <w:sz w:val="28"/>
+        </w:rPr>
+        <w:t>二、解决方案与技术实现</w:t>
+      </w:r>
+    </w:p>
+    <w:p>
+      <w:r>
+        <w:rPr>
+          <w:rFonts w:ascii="Times New Roman" w:hAnsi="Times New Roman" w:eastAsia="宋体"/>
+          <w:b/>
+          <w:sz w:val="24"/>
+        </w:rPr>
+        <w:t>解决方案</w:t>
+      </w:r>
+    </w:p>
+    <w:p>
+      <w:r>
+        <w:rPr>
+          <w:rFonts w:ascii="Times New Roman" w:hAnsi="Times New Roman" w:eastAsia="宋体"/>
+          <w:b/>
+          <w:sz w:val="24"/>
+        </w:rPr>
+        <w:t>一、Flash/Pro双模式实现</w:t>
+      </w:r>
+    </w:p>
+    <w:p>
+      <w:r>
+        <w:rPr>
+          <w:rFonts w:ascii="Times New Roman" w:hAnsi="Times New Roman" w:eastAsia="宋体"/>
+          <w:b/>
+          <w:sz w:val="24"/>
+        </w:rPr>
+        <w:t>技术方案：LangGraph条件边路由</w:t>
+      </w:r>
+    </w:p>
+    <w:p>
+      <w:pPr>
+        <w:ind w:left="420"/>
+      </w:pPr>
+      <w:r>
+        <w:rPr>
+          <w:rFonts w:ascii="Times New Roman" w:hAnsi="Times New Roman" w:eastAsia="宋体"/>
+          <w:b w:val="0"/>
+          <w:sz w:val="24"/>
+        </w:rPr>
+        <w:t>1. 请求模型扩展：在`GenerateRequest.config`中新增`mode: Literal['flash', 'pro']`字段，默认`pro`</w:t>
+      </w:r>
+    </w:p>
+    <w:p>
+      <w:pPr>
+        <w:ind w:left="420"/>
+      </w:pPr>
+      <w:r>
+        <w:rPr>
+          <w:rFonts w:ascii="Times New Roman" w:hAnsi="Times New Roman" w:eastAsia="宋体"/>
+          <w:b w:val="0"/>
+          <w:sz w:val="24"/>
+        </w:rPr>
+        <w:t>2. Graph条件路由：在`code_gen_node`后添加条件边</w:t>
+      </w:r>
+    </w:p>
+    <w:p>
+      <w:pPr>
+        <w:ind w:left="567"/>
+      </w:pPr>
+      <w:r>
+        <w:rPr>
+          <w:rFonts w:ascii="Courier New" w:hAnsi="Courier New" w:eastAsia="Courier New"/>
+          <w:b w:val="0"/>
+          <w:color w:val="333333"/>
+          <w:sz w:val="21"/>
+        </w:rPr>
+        <w:t>def route_by_mode(state: DebateState) -&gt; str:</w:t>
+        <w:br/>
+        <w:t xml:space="preserve">    if state.get('mode') == 'flash':</w:t>
+        <w:br/>
+        <w:t xml:space="preserve">        return 'self_check'  # 跳过debate_loop</w:t>
+        <w:br/>
+        <w:t xml:space="preserve">    return 'debate_loop'     # 完整对抗流程</w:t>
+        <w:br/>
+        <w:br/>
+        <w:t>graph.add_conditional_edges('code_gen', route_by_mode, {</w:t>
+        <w:br/>
+        <w:t xml:space="preserve">    'self_check': 'self_check_node',</w:t>
+        <w:br/>
+        <w:t xml:space="preserve">    'debate_loop': 'debate_loop_node'</w:t>
+        <w:br/>
+        <w:t>})</w:t>
+      </w:r>
+    </w:p>
+    <w:p>
+      <w:pPr>
+        <w:ind w:left="420"/>
+      </w:pPr>
+      <w:r>
+        <w:rPr>
+          <w:rFonts w:ascii="Times New Roman" w:hAnsi="Times New Roman" w:eastAsia="宋体"/>
+          <w:b w:val="0"/>
+          <w:sz w:val="24"/>
+        </w:rPr>
+        <w:t>3. 自检节点：Flash模式下Coder使用`run_code_snippet`工具自检代码可运行性，通过后直接返回结果</w:t>
+      </w:r>
+    </w:p>
+    <w:p>
+      <w:pPr>
+        <w:ind w:left="420"/>
+      </w:pPr>
+      <w:r>
+        <w:rPr>
+          <w:rFonts w:ascii="Times New Roman" w:hAnsi="Times New Roman" w:eastAsia="宋体"/>
+          <w:b w:val="0"/>
+          <w:sz w:val="24"/>
+        </w:rPr>
+        <w:t>4. 模型选择：Flash用Haiku模型（快且便宜），Pro用Default Model（Sonnet/Opus）</w:t>
+      </w:r>
+    </w:p>
+    <w:p>
+      <w:pPr>
+        <w:ind w:left="420"/>
+      </w:pPr>
+      <w:r>
+        <w:rPr>
+          <w:rFonts w:ascii="Times New Roman" w:hAnsi="Times New Roman" w:eastAsia="宋体"/>
+          <w:b w:val="0"/>
+          <w:sz w:val="24"/>
+        </w:rPr>
+        <w:t>5. 前端：在InputForm组件添加Toggle开关让用户选择模式</w:t>
+      </w:r>
+    </w:p>
+    <w:p>
+      <w:r>
+        <w:rPr>
+          <w:rFonts w:ascii="Times New Roman" w:hAnsi="Times New Roman" w:eastAsia="宋体"/>
+          <w:b/>
+          <w:sz w:val="24"/>
+        </w:rPr>
+        <w:t>二、完整项目生成（方案规划）</w:t>
+      </w:r>
+    </w:p>
+    <w:p>
+      <w:r>
+        <w:rPr>
+          <w:rFonts w:ascii="Times New Roman" w:hAnsi="Times New Roman" w:eastAsia="宋体"/>
+          <w:b w:val="0"/>
+          <w:sz w:val="24"/>
+        </w:rPr>
+        <w:t>Phase 1 - 单文件+依赖清单：</w:t>
+      </w:r>
+    </w:p>
+    <w:p>
+      <w:pPr>
+        <w:ind w:left="420"/>
+      </w:pPr>
+      <w:r>
+        <w:rPr>
+          <w:rFonts w:ascii="Times New Roman" w:hAnsi="Times New Roman" w:eastAsia="宋体"/>
+          <w:b w:val="0"/>
+          <w:sz w:val="24"/>
+        </w:rPr>
+        <w:t xml:space="preserve">  •  Coder Agent的submit_response工具扩展，支持输出`files: [{path, content}]`数组</w:t>
+      </w:r>
+    </w:p>
+    <w:p>
+      <w:pPr>
+        <w:ind w:left="420"/>
+      </w:pPr>
+      <w:r>
+        <w:rPr>
+          <w:rFonts w:ascii="Times New Roman" w:hAnsi="Times New Roman" w:eastAsia="宋体"/>
+          <w:b w:val="0"/>
+          <w:sz w:val="24"/>
+        </w:rPr>
+        <w:t xml:space="preserve">  •  自动生成requirements.txt/package.json</w:t>
+      </w:r>
+    </w:p>
+    <w:p>
+      <w:r>
+        <w:rPr>
+          <w:rFonts w:ascii="Times New Roman" w:hAnsi="Times New Roman" w:eastAsia="宋体"/>
+          <w:b w:val="0"/>
+          <w:sz w:val="24"/>
+        </w:rPr>
+        <w:t>Phase 2 - 多文件项目编排：</w:t>
+      </w:r>
+    </w:p>
+    <w:p>
+      <w:pPr>
+        <w:ind w:left="420"/>
+      </w:pPr>
+      <w:r>
+        <w:rPr>
+          <w:rFonts w:ascii="Times New Roman" w:hAnsi="Times New Roman" w:eastAsia="宋体"/>
+          <w:b w:val="0"/>
+          <w:sz w:val="24"/>
+        </w:rPr>
+        <w:t xml:space="preserve">  •  引入Planner Agent，负责规划文件树结构和模块依赖</w:t>
+      </w:r>
+    </w:p>
+    <w:p>
+      <w:pPr>
+        <w:ind w:left="420"/>
+      </w:pPr>
+      <w:r>
+        <w:rPr>
+          <w:rFonts w:ascii="Times New Roman" w:hAnsi="Times New Roman" w:eastAsia="宋体"/>
+          <w:b w:val="0"/>
+          <w:sz w:val="24"/>
+        </w:rPr>
+        <w:t xml:space="preserve">  •  预置项目模板（React+Vite、FastAPI、Spring Boot等）</w:t>
+      </w:r>
+    </w:p>
+    <w:p>
+      <w:pPr>
+        <w:ind w:left="420"/>
+      </w:pPr>
+      <w:r>
+        <w:rPr>
+          <w:rFonts w:ascii="Times New Roman" w:hAnsi="Times New Roman" w:eastAsia="宋体"/>
+          <w:b w:val="0"/>
+          <w:sz w:val="24"/>
+        </w:rPr>
+        <w:t xml:space="preserve">  •  Coder逐文件生成，保持文件间import一致性</w:t>
+      </w:r>
+    </w:p>
+    <w:p>
+      <w:r>
+        <w:rPr>
+          <w:rFonts w:ascii="Times New Roman" w:hAnsi="Times New Roman" w:eastAsia="宋体"/>
+          <w:b w:val="0"/>
+          <w:sz w:val="24"/>
+        </w:rPr>
+        <w:t>Phase 3 - 持久化沙箱+预览：</w:t>
+      </w:r>
+    </w:p>
+    <w:p>
+      <w:pPr>
+        <w:ind w:left="420"/>
+      </w:pPr>
+      <w:r>
+        <w:rPr>
+          <w:rFonts w:ascii="Times New Roman" w:hAnsi="Times New Roman" w:eastAsia="宋体"/>
+          <w:b w:val="0"/>
+          <w:sz w:val="24"/>
+        </w:rPr>
+        <w:t xml:space="preserve">  •  Docker-in-Docker或E2B云端沙箱</w:t>
+      </w:r>
+    </w:p>
+    <w:p>
+      <w:pPr>
+        <w:ind w:left="420"/>
+      </w:pPr>
+      <w:r>
+        <w:rPr>
+          <w:rFonts w:ascii="Times New Roman" w:hAnsi="Times New Roman" w:eastAsia="宋体"/>
+          <w:b w:val="0"/>
+          <w:sz w:val="24"/>
+        </w:rPr>
+        <w:t xml:space="preserve">  •  支持npm install/pip install + build + run</w:t>
+      </w:r>
+    </w:p>
+    <w:p>
+      <w:pPr>
+        <w:ind w:left="420"/>
+      </w:pPr>
+      <w:r>
+        <w:rPr>
+          <w:rFonts w:ascii="Times New Roman" w:hAnsi="Times New Roman" w:eastAsia="宋体"/>
+          <w:b w:val="0"/>
+          <w:sz w:val="24"/>
+        </w:rPr>
+        <w:t xml:space="preserve">  •  暴露端口供用户实时预览</w:t>
+      </w:r>
+    </w:p>
+    <w:p>
+      <w:pPr>
+        <w:spacing w:before="240"/>
+      </w:pPr>
+      <w:r>
+        <w:rPr>
+          <w:rFonts w:ascii="Times New Roman" w:hAnsi="Times New Roman" w:eastAsia="黑体"/>
+          <w:b/>
+          <w:sz w:val="28"/>
+        </w:rPr>
+        <w:t>三、模拟面试题</w:t>
+      </w:r>
+    </w:p>
+    <w:p>
+      <w:r>
+        <w:rPr>
+          <w:rFonts w:ascii="Times New Roman" w:hAnsi="Times New Roman" w:eastAsia="宋体"/>
+          <w:b/>
+          <w:sz w:val="24"/>
+        </w:rPr>
+        <w:t>模拟面试问答</w:t>
+      </w:r>
+    </w:p>
+    <w:p>
+      <w:r>
+        <w:rPr>
+          <w:rFonts w:ascii="Times New Roman" w:hAnsi="Times New Roman" w:eastAsia="宋体"/>
+          <w:b/>
+          <w:sz w:val="24"/>
+        </w:rPr>
+        <w:t>Q1: 你的Flash/Pro双模式是怎么实现的？为什么不直接用参数调整来简化流程？</w:t>
+      </w:r>
+    </w:p>
+    <w:p>
+      <w:r>
+        <w:rPr>
+          <w:rFonts w:ascii="Times New Roman" w:hAnsi="Times New Roman" w:eastAsia="宋体"/>
+          <w:b w:val="0"/>
+          <w:sz w:val="24"/>
+        </w:rPr>
+        <w:t>A: 我用的是LangGraph StateGraph的conditional edges做模式路由。之所以不用参数调整（比如把max_rounds设为0），是因为参数调整仍然会实例化Attacker Agent、初始化攻击上下文、分配token budget，这些都是不必要的开销。条件边路由是在graph拓扑层面直接跳过整个debate子图，连Agent实例化都不会发生，是真正的零开销跳过。</w:t>
+      </w:r>
+    </w:p>
+    <w:p>
+      <w:r>
+        <w:rPr>
+          <w:rFonts w:ascii="Times New Roman" w:hAnsi="Times New Roman" w:eastAsia="宋体"/>
+          <w:b/>
+          <w:sz w:val="24"/>
+        </w:rPr>
+        <w:t>Q2: Flash模式没有Attacker审查，怎么保证代码质量？</w:t>
+      </w:r>
+    </w:p>
+    <w:p>
+      <w:r>
+        <w:rPr>
+          <w:rFonts w:ascii="Times New Roman" w:hAnsi="Times New Roman" w:eastAsia="宋体"/>
+          <w:b w:val="0"/>
+          <w:sz w:val="24"/>
+        </w:rPr>
+        <w:t>A: Flash模式通过三层自检保障基本质量：第一层是Coder Agent的run_code_snippet工具做运行时验证，确保代码能跑通；第二层是MCP静态分析（bandit/semgrep）做基本安全扫描；第三层是在返回结果时明确标注"Flash模式 - 未经深度审查"，让用户知情。Flash模式的定位是"快速可用"而非"生产级安全"，Pro模式才提供完整的安全/性能/正确性三维审查。</w:t>
+      </w:r>
+    </w:p>
+    <w:p>
+      <w:r>
+        <w:rPr>
+          <w:rFonts w:ascii="Times New Roman" w:hAnsi="Times New Roman" w:eastAsia="宋体"/>
+          <w:b/>
+          <w:sz w:val="24"/>
+        </w:rPr>
+        <w:t>Q3: 如果要支持多文件项目生成，你的数据库schema需要怎么改？</w:t>
+      </w:r>
+    </w:p>
+    <w:p>
+      <w:r>
+        <w:rPr>
+          <w:rFonts w:ascii="Times New Roman" w:hAnsi="Times New Roman" w:eastAsia="宋体"/>
+          <w:b w:val="0"/>
+          <w:sz w:val="24"/>
+        </w:rPr>
+        <w:t>A: 核心改动是DebateSession表的result_code字段从单一TEXT升级为JSON数组存储。新增一个project_files表：session_id(FK), file_path(VARCHAR), content(TEXT), file_type(ENUM: source/config/test/doc)。同时DebateMessage表的code字段也需要支持多文件，改为JSON格式存储文件路径到内容的映射。Alembic迁移脚本需要处理历史数据兼容。</w:t>
+      </w:r>
+    </w:p>
+    <w:p>
+      <w:r>
+        <w:rPr>
+          <w:rFonts w:ascii="Times New Roman" w:hAnsi="Times New Roman" w:eastAsia="宋体"/>
+          <w:b/>
+          <w:sz w:val="24"/>
+        </w:rPr>
+        <w:t>Q4: 多文件生成时，文件间的import依赖怎么保证一致性？</w:t>
+      </w:r>
+    </w:p>
+    <w:p>
+      <w:r>
+        <w:rPr>
+          <w:rFonts w:ascii="Times New Roman" w:hAnsi="Times New Roman" w:eastAsia="宋体"/>
+          <w:b w:val="0"/>
+          <w:sz w:val="24"/>
+        </w:rPr>
+        <w:t>A: 这是多文件生成最大的技术挑战。我的方案是引入Planner Agent做两阶段规划：第一阶段输出文件树和模块职责（哪个文件export什么），第二阶段输出文件间依赖图（A imports B的什么）。Coder按依赖拓扑序生成文件——先生成被依赖的底层模块，再生成上层模块。每生成一个文件，把它的export签名加入上下文，供后续文件引用。最后做一轮全局一致性检查。</w:t>
+      </w:r>
+    </w:p>
+    <w:p>
+      <w:r>
+        <w:rPr>
+          <w:rFonts w:ascii="Times New Roman" w:hAnsi="Times New Roman" w:eastAsia="宋体"/>
+          <w:b/>
+          <w:sz w:val="24"/>
+        </w:rPr>
+        <w:t>Q5: 你的LangGraph checkpoint机制在Flash和Pro模式下有什么区别？</w:t>
+      </w:r>
+    </w:p>
+    <w:p>
+      <w:r>
+        <w:rPr>
+          <w:rFonts w:ascii="Times New Roman" w:hAnsi="Times New Roman" w:eastAsia="宋体"/>
+          <w:b w:val="0"/>
+          <w:sz w:val="24"/>
+        </w:rPr>
+        <w:t>A: Pro模式每个node执行完都会写MySQL checkpoint，这样debate中断后可以从最后一个checkpoint恢复（比如WebSocket断开重连）。Flash模式因为流程极短（parse→code_gen→self_check），checkpoint的价值降低，但我仍然保留code_gen后的checkpoint，因为这是最耗token的步骤。如果self_check阶段失败，可以从code_gen的checkpoint恢复而不用重新生成代码。这是成本优化的考虑。</w:t>
       </w:r>
     </w:p>
     <w:sectPr>

--- a/docs6.4/问题归档.docx
+++ b/docs6.4/问题归档.docx
@@ -25944,6 +25944,631 @@
           <w:sz w:val="24"/>
         </w:rPr>
         <w:t>A: Pro模式每个node执行完都会写MySQL checkpoint，这样debate中断后可以从最后一个checkpoint恢复（比如WebSocket断开重连）。Flash模式因为流程极短（parse→code_gen→self_check），checkpoint的价值降低，但我仍然保留code_gen后的checkpoint，因为这是最耗token的步骤。如果self_check阶段失败，可以从code_gen的checkpoint恢复而不用重新生成代码。这是成本优化的考虑。</w:t>
+      </w:r>
+    </w:p>
+    <w:p>
+      <w:r>
+        <w:br w:type="page"/>
+      </w:r>
+    </w:p>
+    <w:p>
+      <w:pPr>
+        <w:pStyle w:val="Heading1"/>
+      </w:pPr>
+      <w:r>
+        <w:rPr>
+          <w:rFonts w:ascii="Times New Roman" w:hAnsi="Times New Roman" w:eastAsia="黑体"/>
+          <w:b/>
+          <w:sz w:val="32"/>
+        </w:rPr>
+        <w:t>Flash模式NameError导致级联降级：complexity变量作用域缺陷排查与修复</w:t>
+      </w:r>
+    </w:p>
+    <w:p>
+      <w:pPr>
+        <w:jc w:val="right"/>
+      </w:pPr>
+      <w:r>
+        <w:rPr>
+          <w:rFonts w:ascii="Times New Roman" w:hAnsi="Times New Roman" w:eastAsia="宋体"/>
+          <w:b w:val="0"/>
+          <w:color w:val="888888"/>
+          <w:sz w:val="21"/>
+        </w:rPr>
+        <w:t>2026-06-06</w:t>
+      </w:r>
+    </w:p>
+    <w:p>
+      <w:pPr>
+        <w:pBdr>
+          <w:bottom w:val="single" w:sz="6" w:space="1" w:color="CCCCCC"/>
+        </w:pBdr>
+      </w:pPr>
+    </w:p>
+    <w:p>
+      <w:pPr>
+        <w:spacing w:before="240"/>
+      </w:pPr>
+      <w:r>
+        <w:rPr>
+          <w:rFonts w:ascii="Times New Roman" w:hAnsi="Times New Roman" w:eastAsia="黑体"/>
+          <w:b/>
+          <w:sz w:val="28"/>
+        </w:rPr>
+        <w:t>一、问题分析</w:t>
+      </w:r>
+    </w:p>
+    <w:p>
+      <w:r>
+        <w:rPr>
+          <w:rFonts w:ascii="Times New Roman" w:hAnsi="Times New Roman" w:eastAsia="宋体"/>
+          <w:b w:val="0"/>
+          <w:sz w:val="24"/>
+        </w:rPr>
+        <w:t>用户原话：Flash模式显示服务降级，未生成代码</w:t>
+      </w:r>
+    </w:p>
+    <w:p>
+      <w:r>
+        <w:rPr>
+          <w:rFonts w:ascii="Times New Roman" w:hAnsi="Times New Roman" w:eastAsia="宋体"/>
+          <w:b w:val="0"/>
+          <w:sz w:val="24"/>
+        </w:rPr>
+        <w:t>专业表述：Flash模式在run_debate_with_graph()后处理阶段因complexity变量未定义抛出NameError，触发DegradationManager级联降级至L3，返回空DebateResult</w:t>
+      </w:r>
+    </w:p>
+    <w:p/>
+    <w:tbl>
+      <w:tblPr>
+        <w:tblStyle w:val="TableGrid"/>
+        <w:tblW w:type="auto" w:w="0"/>
+        <w:jc w:val="center"/>
+        <w:tblLook w:firstColumn="1" w:firstRow="1" w:lastColumn="0" w:lastRow="0" w:noHBand="0" w:noVBand="1" w:val="04A0"/>
+      </w:tblPr>
+      <w:tblGrid>
+        <w:gridCol w:w="2880"/>
+        <w:gridCol w:w="2880"/>
+        <w:gridCol w:w="2880"/>
+      </w:tblGrid>
+      <w:tr>
+        <w:tc>
+          <w:tcPr>
+            <w:tcW w:type="dxa" w:w="2880"/>
+            <w:shd w:val="clear" w:color="auto" w:fill="E8E8E8"/>
+          </w:tcPr>
+          <w:p>
+            <w:r/>
+            <w:r>
+              <w:rPr>
+                <w:rFonts w:ascii="Times New Roman" w:hAnsi="Times New Roman" w:eastAsia="黑体"/>
+                <w:b/>
+                <w:sz w:val="24"/>
+              </w:rPr>
+              <w:t>你说的</w:t>
+            </w:r>
+          </w:p>
+        </w:tc>
+        <w:tc>
+          <w:tcPr>
+            <w:tcW w:type="dxa" w:w="2880"/>
+            <w:shd w:val="clear" w:color="auto" w:fill="E8E8E8"/>
+          </w:tcPr>
+          <w:p>
+            <w:r/>
+            <w:r>
+              <w:rPr>
+                <w:rFonts w:ascii="Times New Roman" w:hAnsi="Times New Roman" w:eastAsia="黑体"/>
+                <w:b/>
+                <w:sz w:val="24"/>
+              </w:rPr>
+              <w:t>专业说法</w:t>
+            </w:r>
+          </w:p>
+        </w:tc>
+        <w:tc>
+          <w:tcPr>
+            <w:tcW w:type="dxa" w:w="2880"/>
+            <w:shd w:val="clear" w:color="auto" w:fill="E8E8E8"/>
+          </w:tcPr>
+          <w:p>
+            <w:r/>
+            <w:r>
+              <w:rPr>
+                <w:rFonts w:ascii="Times New Roman" w:hAnsi="Times New Roman" w:eastAsia="黑体"/>
+                <w:b/>
+                <w:sz w:val="24"/>
+              </w:rPr>
+              <w:t>解释</w:t>
+            </w:r>
+          </w:p>
+        </w:tc>
+      </w:tr>
+      <w:tr>
+        <w:tc>
+          <w:tcPr>
+            <w:tcW w:type="dxa" w:w="2880"/>
+          </w:tcPr>
+          <w:p>
+            <w:r/>
+            <w:r>
+              <w:rPr>
+                <w:rFonts w:ascii="Times New Roman" w:hAnsi="Times New Roman" w:eastAsia="宋体"/>
+                <w:b w:val="0"/>
+                <w:sz w:val="24"/>
+              </w:rPr>
+              <w:t>服务降级</w:t>
+            </w:r>
+          </w:p>
+        </w:tc>
+        <w:tc>
+          <w:tcPr>
+            <w:tcW w:type="dxa" w:w="2880"/>
+          </w:tcPr>
+          <w:p>
+            <w:r/>
+            <w:r>
+              <w:rPr>
+                <w:rFonts w:ascii="Times New Roman" w:hAnsi="Times New Roman" w:eastAsia="宋体"/>
+                <w:b w:val="0"/>
+                <w:sz w:val="24"/>
+              </w:rPr>
+              <w:t>Degradation Cascade（级联降级）</w:t>
+            </w:r>
+          </w:p>
+        </w:tc>
+        <w:tc>
+          <w:tcPr>
+            <w:tcW w:type="dxa" w:w="2880"/>
+          </w:tcPr>
+          <w:p>
+            <w:r/>
+            <w:r>
+              <w:rPr>
+                <w:rFonts w:ascii="Times New Roman" w:hAnsi="Times New Roman" w:eastAsia="宋体"/>
+                <w:b w:val="0"/>
+                <w:sz w:val="24"/>
+              </w:rPr>
+              <w:t>主流程异常后逐级回退到更简化的备用流程</w:t>
+            </w:r>
+          </w:p>
+        </w:tc>
+      </w:tr>
+      <w:tr>
+        <w:tc>
+          <w:tcPr>
+            <w:tcW w:type="dxa" w:w="2880"/>
+          </w:tcPr>
+          <w:p>
+            <w:r/>
+            <w:r>
+              <w:rPr>
+                <w:rFonts w:ascii="Times New Roman" w:hAnsi="Times New Roman" w:eastAsia="宋体"/>
+                <w:b w:val="0"/>
+                <w:sz w:val="24"/>
+              </w:rPr>
+              <w:t>不好用</w:t>
+            </w:r>
+          </w:p>
+        </w:tc>
+        <w:tc>
+          <w:tcPr>
+            <w:tcW w:type="dxa" w:w="2880"/>
+          </w:tcPr>
+          <w:p>
+            <w:r/>
+            <w:r>
+              <w:rPr>
+                <w:rFonts w:ascii="Times New Roman" w:hAnsi="Times New Roman" w:eastAsia="宋体"/>
+                <w:b w:val="0"/>
+                <w:sz w:val="24"/>
+              </w:rPr>
+              <w:t>Runtime NameError</w:t>
+            </w:r>
+          </w:p>
+        </w:tc>
+        <w:tc>
+          <w:tcPr>
+            <w:tcW w:type="dxa" w:w="2880"/>
+          </w:tcPr>
+          <w:p>
+            <w:r/>
+            <w:r>
+              <w:rPr>
+                <w:rFonts w:ascii="Times New Roman" w:hAnsi="Times New Roman" w:eastAsia="宋体"/>
+                <w:b w:val="0"/>
+                <w:sz w:val="24"/>
+              </w:rPr>
+              <w:t>代码运行时因变量未定义（未赋值就引用）而崩溃</w:t>
+            </w:r>
+          </w:p>
+        </w:tc>
+      </w:tr>
+    </w:tbl>
+    <w:p/>
+    <w:p>
+      <w:r>
+        <w:rPr>
+          <w:rFonts w:ascii="Times New Roman" w:hAnsi="Times New Roman" w:eastAsia="宋体"/>
+          <w:b/>
+          <w:sz w:val="24"/>
+        </w:rPr>
+        <w:t>问题详情：</w:t>
+      </w:r>
+    </w:p>
+    <w:p>
+      <w:r>
+        <w:rPr>
+          <w:rFonts w:ascii="Times New Roman" w:hAnsi="Times New Roman" w:eastAsia="宋体"/>
+          <w:b/>
+          <w:sz w:val="24"/>
+        </w:rPr>
+        <w:t>问题层面：代码逻辑层面（变量作用域缺陷）</w:t>
+      </w:r>
+    </w:p>
+    <w:p>
+      <w:r>
+        <w:rPr>
+          <w:rFonts w:ascii="Times New Roman" w:hAnsi="Times New Roman" w:eastAsia="宋体"/>
+          <w:b w:val="0"/>
+          <w:sz w:val="24"/>
+        </w:rPr>
+        <w:t>现象： Flash模式选择后，前端显示"服务降级 (L3_UNAVAILABLE)，未生成代码"</w:t>
+      </w:r>
+    </w:p>
+    <w:p>
+      <w:r>
+        <w:rPr>
+          <w:rFonts w:ascii="Times New Roman" w:hAnsi="Times New Roman" w:eastAsia="宋体"/>
+          <w:b w:val="0"/>
+          <w:sz w:val="24"/>
+        </w:rPr>
+        <w:t>根因： 在实现Flash/Pro双模式条件路由时，将complexity = route_complexity()放入了if not is_flash:条件块内，但后续的record_debate_complete(complexity=complexity.value)是无条件执行的。Python没有块作用域，if块内赋值的变量在块外可访问，但条件不满足时变量从未被赋值。</w:t>
+      </w:r>
+    </w:p>
+    <w:p>
+      <w:r>
+        <w:rPr>
+          <w:rFonts w:ascii="Times New Roman" w:hAnsi="Times New Roman" w:eastAsia="宋体"/>
+          <w:b/>
+          <w:sz w:val="24"/>
+        </w:rPr>
+        <w:t>影响链：</w:t>
+      </w:r>
+    </w:p>
+    <w:p>
+      <w:pPr>
+        <w:ind w:left="420"/>
+      </w:pPr>
+      <w:r>
+        <w:rPr>
+          <w:rFonts w:ascii="Times New Roman" w:hAnsi="Times New Roman" w:eastAsia="宋体"/>
+          <w:b w:val="0"/>
+          <w:sz w:val="24"/>
+        </w:rPr>
+        <w:t>1. `flash_generate_node` graph节点正常执行，Coder Agent成功生成代码</w:t>
+      </w:r>
+    </w:p>
+    <w:p>
+      <w:pPr>
+        <w:ind w:left="420"/>
+      </w:pPr>
+      <w:r>
+        <w:rPr>
+          <w:rFonts w:ascii="Times New Roman" w:hAnsi="Times New Roman" w:eastAsia="宋体"/>
+          <w:b w:val="0"/>
+          <w:sz w:val="24"/>
+        </w:rPr>
+        <w:t>2. graph执行完毕后的metrics记录阶段抛出`NameError: name 'complexity' is not defined`</w:t>
+      </w:r>
+    </w:p>
+    <w:p>
+      <w:pPr>
+        <w:ind w:left="420"/>
+      </w:pPr>
+      <w:r>
+        <w:rPr>
+          <w:rFonts w:ascii="Times New Roman" w:hAnsi="Times New Roman" w:eastAsia="宋体"/>
+          <w:b w:val="0"/>
+          <w:sz w:val="24"/>
+        </w:rPr>
+        <w:t>3. 异常传播到`DegradationManager`，触发L1→L2→L3级联降级</w:t>
+      </w:r>
+    </w:p>
+    <w:p>
+      <w:pPr>
+        <w:ind w:left="420"/>
+      </w:pPr>
+      <w:r>
+        <w:rPr>
+          <w:rFonts w:ascii="Times New Roman" w:hAnsi="Times New Roman" w:eastAsia="宋体"/>
+          <w:b w:val="0"/>
+          <w:sz w:val="24"/>
+        </w:rPr>
+        <w:t>4. 如果L1/L2也因基础设施波动失败，最终返回L3空结果</w:t>
+      </w:r>
+    </w:p>
+    <w:p>
+      <w:pPr>
+        <w:ind w:left="420"/>
+      </w:pPr>
+      <w:r>
+        <w:rPr>
+          <w:rFonts w:ascii="Times New Roman" w:hAnsi="Times New Roman" w:eastAsia="宋体"/>
+          <w:b w:val="0"/>
+          <w:sz w:val="24"/>
+        </w:rPr>
+        <w:t>5. 前端检测到`code=''`且`degradation_level`存在，显示"服务降级，未生成代码"</w:t>
+      </w:r>
+    </w:p>
+    <w:p>
+      <w:r>
+        <w:rPr>
+          <w:rFonts w:ascii="Times New Roman" w:hAnsi="Times New Roman" w:eastAsia="宋体"/>
+          <w:b w:val="0"/>
+          <w:sz w:val="24"/>
+        </w:rPr>
+        <w:t>次要问题： DegradationManager的L1/L2 fallback路径创建DebateConfig时未透传mode字段，导致降级后模式被静默切换为Pro</w:t>
+      </w:r>
+    </w:p>
+    <w:p>
+      <w:pPr>
+        <w:spacing w:before="240"/>
+      </w:pPr>
+      <w:r>
+        <w:rPr>
+          <w:rFonts w:ascii="Times New Roman" w:hAnsi="Times New Roman" w:eastAsia="黑体"/>
+          <w:b/>
+          <w:sz w:val="28"/>
+        </w:rPr>
+        <w:t>二、解决方案与技术实现</w:t>
+      </w:r>
+    </w:p>
+    <w:p>
+      <w:r>
+        <w:rPr>
+          <w:rFonts w:ascii="Times New Roman" w:hAnsi="Times New Roman" w:eastAsia="宋体"/>
+          <w:b/>
+          <w:sz w:val="24"/>
+        </w:rPr>
+        <w:t>修复方案</w:t>
+      </w:r>
+    </w:p>
+    <w:p>
+      <w:r>
+        <w:rPr>
+          <w:rFonts w:ascii="Times New Roman" w:hAnsi="Times New Roman" w:eastAsia="宋体"/>
+          <w:b/>
+          <w:sz w:val="24"/>
+        </w:rPr>
+        <w:t>Bug #1：complexity变量NameError（graph.py）</w:t>
+      </w:r>
+    </w:p>
+    <w:p>
+      <w:r>
+        <w:rPr>
+          <w:rFonts w:ascii="Times New Roman" w:hAnsi="Times New Roman" w:eastAsia="宋体"/>
+          <w:b w:val="0"/>
+          <w:sz w:val="24"/>
+        </w:rPr>
+        <w:t>在record_debate_complete()调用中，为Flash模式提供默认值：</w:t>
+      </w:r>
+    </w:p>
+    <w:p>
+      <w:pPr>
+        <w:ind w:left="567"/>
+      </w:pPr>
+      <w:r>
+        <w:rPr>
+          <w:rFonts w:ascii="Courier New" w:hAnsi="Courier New" w:eastAsia="Courier New"/>
+          <w:b w:val="0"/>
+          <w:color w:val="333333"/>
+          <w:sz w:val="21"/>
+        </w:rPr>
+        <w:t>record_debate_complete(</w:t>
+        <w:br/>
+        <w:t xml:space="preserve">    language=language,</w:t>
+        <w:br/>
+        <w:t xml:space="preserve">    complexity=complexity.value if not is_flash else "simple",</w:t>
+        <w:br/>
+        <w:t xml:space="preserve">    rounds=final_round,</w:t>
+        <w:br/>
+        <w:t xml:space="preserve">    converged=is_converged,</w:t>
+        <w:br/>
+        <w:t xml:space="preserve">    duration_s=elapsed_ms / 1000,</w:t>
+        <w:br/>
+        <w:t>)</w:t>
+      </w:r>
+    </w:p>
+    <w:p>
+      <w:r>
+        <w:rPr>
+          <w:rFonts w:ascii="Times New Roman" w:hAnsi="Times New Roman" w:eastAsia="宋体"/>
+          <w:b w:val="0"/>
+          <w:sz w:val="24"/>
+        </w:rPr>
+        <w:t>原理： Flash模式不做复杂度路由（跳过Attacker审查），等效于SIMPLE复杂度。用三元表达式在Flash模式下提供安全的默认值，避免NameError。</w:t>
+      </w:r>
+    </w:p>
+    <w:p>
+      <w:r>
+        <w:rPr>
+          <w:rFonts w:ascii="Times New Roman" w:hAnsi="Times New Roman" w:eastAsia="宋体"/>
+          <w:b/>
+          <w:sz w:val="24"/>
+        </w:rPr>
+        <w:t>Bug #2：降级路径mode透传（degradation.py）</w:t>
+      </w:r>
+    </w:p>
+    <w:p>
+      <w:r>
+        <w:rPr>
+          <w:rFonts w:ascii="Times New Roman" w:hAnsi="Times New Roman" w:eastAsia="宋体"/>
+          <w:b w:val="0"/>
+          <w:sz w:val="24"/>
+        </w:rPr>
+        <w:t>在L1/L2的fallback DebateConfig中保留原始mode：</w:t>
+      </w:r>
+    </w:p>
+    <w:p>
+      <w:pPr>
+        <w:ind w:left="567"/>
+      </w:pPr>
+      <w:r>
+        <w:rPr>
+          <w:rFonts w:ascii="Courier New" w:hAnsi="Courier New" w:eastAsia="Courier New"/>
+          <w:b w:val="0"/>
+          <w:color w:val="333333"/>
+          <w:sz w:val="21"/>
+        </w:rPr>
+        <w:t>reduced_config = DebateConfig(</w:t>
+        <w:br/>
+        <w:t xml:space="preserve">    mode=config.mode,  # 保留原始mode</w:t>
+        <w:br/>
+        <w:t xml:space="preserve">    max_rounds=2,</w:t>
+        <w:br/>
+        <w:t xml:space="preserve">    attackers=["correctness"],</w:t>
+        <w:br/>
+        <w:t xml:space="preserve">    model=config.model,</w:t>
+        <w:br/>
+        <w:t xml:space="preserve">    max_tokens=config.max_tokens,</w:t>
+        <w:br/>
+        <w:t xml:space="preserve">    skip_cross_review=True,</w:t>
+        <w:br/>
+        <w:t>)</w:t>
+      </w:r>
+    </w:p>
+    <w:p>
+      <w:r>
+        <w:rPr>
+          <w:rFonts w:ascii="Times New Roman" w:hAnsi="Times New Roman" w:eastAsia="宋体"/>
+          <w:b w:val="0"/>
+          <w:sz w:val="24"/>
+        </w:rPr>
+        <w:t>这确保降级时Flash仍走Flash路径（更快恢复），Pro仍走Pro路径。</w:t>
+      </w:r>
+    </w:p>
+    <w:p>
+      <w:pPr>
+        <w:spacing w:before="240"/>
+      </w:pPr>
+      <w:r>
+        <w:rPr>
+          <w:rFonts w:ascii="Times New Roman" w:hAnsi="Times New Roman" w:eastAsia="黑体"/>
+          <w:b/>
+          <w:sz w:val="28"/>
+        </w:rPr>
+        <w:t>三、模拟面试题</w:t>
+      </w:r>
+    </w:p>
+    <w:p>
+      <w:r>
+        <w:rPr>
+          <w:rFonts w:ascii="Times New Roman" w:hAnsi="Times New Roman" w:eastAsia="宋体"/>
+          <w:b/>
+          <w:sz w:val="24"/>
+        </w:rPr>
+        <w:t>模拟面试问答</w:t>
+      </w:r>
+    </w:p>
+    <w:p>
+      <w:r>
+        <w:rPr>
+          <w:rFonts w:ascii="Times New Roman" w:hAnsi="Times New Roman" w:eastAsia="宋体"/>
+          <w:b/>
+          <w:sz w:val="24"/>
+        </w:rPr>
+        <w:t>Q1: 你这个Flash模式的bug属于什么类型？怎么在代码review阶段就发现它？</w:t>
+      </w:r>
+    </w:p>
+    <w:p>
+      <w:r>
+        <w:rPr>
+          <w:rFonts w:ascii="Times New Roman" w:hAnsi="Times New Roman" w:eastAsia="宋体"/>
+          <w:b w:val="0"/>
+          <w:sz w:val="24"/>
+        </w:rPr>
+        <w:t>A: 这是一个典型的条件分支变量作用域缺陷。Python没有块作用域（block scoping），if块内定义的变量在块外语法上合法但运行时可能未赋值。在code review中，可以通过以下方式发现：1）搜索所有在if not is_flash:块内首次赋值的变量，检查块外是否有引用；2）用静态分析工具如pyflakes或mypy --warn-unreachable检测potentially undefined variables；3）为新引入的条件分支编写单元测试覆盖两个分支。</w:t>
+      </w:r>
+    </w:p>
+    <w:p>
+      <w:r>
+        <w:rPr>
+          <w:rFonts w:ascii="Times New Roman" w:hAnsi="Times New Roman" w:eastAsia="宋体"/>
+          <w:b/>
+          <w:sz w:val="24"/>
+        </w:rPr>
+        <w:t>Q2: DegradationManager的级联降级设计有什么问题？你怎么改进？</w:t>
+      </w:r>
+    </w:p>
+    <w:p>
+      <w:r>
+        <w:rPr>
+          <w:rFonts w:ascii="Times New Roman" w:hAnsi="Times New Roman" w:eastAsia="宋体"/>
+          <w:b w:val="0"/>
+          <w:sz w:val="24"/>
+        </w:rPr>
+        <w:t>A: 当前设计的问题是L1/L2 fallback创建新的DebateConfig时丢失了原始请求的上下文（如mode字段）。改进方案有两种：1）Config继承法：L1/L2基于原始config做增量修改（dataclasses.replace(config, max_rounds=2, ...)），自动保留所有原始字段；2）降级策略模式：定义DegradationStrategy接口，每种mode有自己的降级链——Flash的L1是"重试Flash"而非"切换到Pro"。方案1更简单，方案2更灵活。</w:t>
+      </w:r>
+    </w:p>
+    <w:p>
+      <w:r>
+        <w:rPr>
+          <w:rFonts w:ascii="Times New Roman" w:hAnsi="Times New Roman" w:eastAsia="宋体"/>
+          <w:b/>
+          <w:sz w:val="24"/>
+        </w:rPr>
+        <w:t>Q3: 这种bug在生产环境怎么快速定位？你的系统有什么可观测性手段？</w:t>
+      </w:r>
+    </w:p>
+    <w:p>
+      <w:r>
+        <w:rPr>
+          <w:rFonts w:ascii="Times New Roman" w:hAnsi="Times New Roman" w:eastAsia="宋体"/>
+          <w:b w:val="0"/>
+          <w:sz w:val="24"/>
+        </w:rPr>
+        <w:t>A: 系统已有structlog结构化日志和LangSmith LLM tracing。定位路径：1）DegradationManager在L0失败时打印了logger.warning('l0_langgraph_failed error=%s', e, exc_info=True)，traceback会显示NameError的具体行号；2）Prometheus metrics的record_debate_complete缺失会暴露metrics断裂；3）LangSmith trace会显示graph执行成功但后处理失败的pattern。改进点是在降级发生时增加一个专门的metric counter（如debate_degradation_total{level='L1',reason='NameError'}），这样在Grafana看板上能直接看到降级率和原因分布。</w:t>
+      </w:r>
+    </w:p>
+    <w:p>
+      <w:r>
+        <w:rPr>
+          <w:rFonts w:ascii="Times New Roman" w:hAnsi="Times New Roman" w:eastAsia="宋体"/>
+          <w:b/>
+          <w:sz w:val="24"/>
+        </w:rPr>
+        <w:t>Q4: 为什么graph执行成功了，代码还是丢失了？这种"成功后崩溃"的模式怎么防范？</w:t>
+      </w:r>
+    </w:p>
+    <w:p>
+      <w:r>
+        <w:rPr>
+          <w:rFonts w:ascii="Times New Roman" w:hAnsi="Times New Roman" w:eastAsia="宋体"/>
+          <w:b w:val="0"/>
+          <w:sz w:val="24"/>
+        </w:rPr>
+        <w:t>A: 这是事务性缺陷——graph执行和结果返回不在同一个原子操作中。graph通过LangGraph checkpoint把结果写入了MySQL，但run_debate_with_graph()函数在checkpoint之后的Python代码中崩溃，导致函数级别的结果丢失。防范方式：1）try-finally保底：在finally块中确保final_state被转换为DebateResult返回，即使metrics记录失败；2）职责分离：把metrics记录从核心pipeline中提取出来，用fire-and-forget模式异步发送，不阻塞主流程；3）幂等恢复：利用已有的LangGraph checkpoint，在L1降级前先检查是否有L0的completed checkpoint可以直接恢复结果。</w:t>
+      </w:r>
+    </w:p>
+    <w:p>
+      <w:r>
+        <w:rPr>
+          <w:rFonts w:ascii="Times New Roman" w:hAnsi="Times New Roman" w:eastAsia="宋体"/>
+          <w:b/>
+          <w:sz w:val="24"/>
+        </w:rPr>
+        <w:t>Q5: Python的变量作用域和Java/JavaScript有什么区别？这个bug在Java里会发生吗？</w:t>
+      </w:r>
+    </w:p>
+    <w:p>
+      <w:r>
+        <w:rPr>
+          <w:rFonts w:ascii="Times New Roman" w:hAnsi="Times New Roman" w:eastAsia="宋体"/>
+          <w:b w:val="0"/>
+          <w:sz w:val="24"/>
+        </w:rPr>
+        <w:t>A: 不会。Java有块作用域（block scoping），在if块内声明的变量在块外不可访问，编译器会直接报"variable may not have been initialized"错误。JavaScript的let/const也有块作用域，只有var有函数作用域。Python是函数作用域（function scoping），if/for/while块内赋值的变量在整个函数内可见，但只有代码实际执行了赋值语句才有值。这是Python设计哲学的一部分（简洁优先），但也是常见的bug来源。用mypy配合--warn-unreachable或pylint的possibly-undefined检查可以在CI中捕获这类问题。</w:t>
       </w:r>
     </w:p>
     <w:sectPr>

--- a/docs6.4/问题归档.docx
+++ b/docs6.4/问题归档.docx
@@ -26569,6 +26569,1461 @@
           <w:sz w:val="24"/>
         </w:rPr>
         <w:t>A: 不会。Java有块作用域（block scoping），在if块内声明的变量在块外不可访问，编译器会直接报"variable may not have been initialized"错误。JavaScript的let/const也有块作用域，只有var有函数作用域。Python是函数作用域（function scoping），if/for/while块内赋值的变量在整个函数内可见，但只有代码实际执行了赋值语句才有值。这是Python设计哲学的一部分（简洁优先），但也是常见的bug来源。用mypy配合--warn-unreachable或pylint的possibly-undefined检查可以在CI中捕获这类问题。</w:t>
+      </w:r>
+    </w:p>
+    <w:p>
+      <w:r>
+        <w:br w:type="page"/>
+      </w:r>
+    </w:p>
+    <w:p>
+      <w:pPr>
+        <w:pStyle w:val="Heading1"/>
+      </w:pPr>
+      <w:r>
+        <w:rPr>
+          <w:rFonts w:ascii="Times New Roman" w:hAnsi="Times New Roman" w:eastAsia="黑体"/>
+          <w:b/>
+          <w:sz w:val="32"/>
+        </w:rPr>
+        <w:t>AutoJudge 与直接使用 LLM 的差异化价值分析——多 Agent 对抗架构的核心竞争力</w:t>
+      </w:r>
+    </w:p>
+    <w:p>
+      <w:pPr>
+        <w:jc w:val="right"/>
+      </w:pPr>
+      <w:r>
+        <w:rPr>
+          <w:rFonts w:ascii="Times New Roman" w:hAnsi="Times New Roman" w:eastAsia="宋体"/>
+          <w:b w:val="0"/>
+          <w:color w:val="888888"/>
+          <w:sz w:val="21"/>
+        </w:rPr>
+        <w:t>2026-06-06</w:t>
+      </w:r>
+    </w:p>
+    <w:p>
+      <w:pPr>
+        <w:pBdr>
+          <w:bottom w:val="single" w:sz="6" w:space="1" w:color="CCCCCC"/>
+        </w:pBdr>
+      </w:pPr>
+    </w:p>
+    <w:p>
+      <w:pPr>
+        <w:spacing w:before="240"/>
+      </w:pPr>
+      <w:r>
+        <w:rPr>
+          <w:rFonts w:ascii="Times New Roman" w:hAnsi="Times New Roman" w:eastAsia="黑体"/>
+          <w:b/>
+          <w:sz w:val="28"/>
+        </w:rPr>
+        <w:t>一、问题分析</w:t>
+      </w:r>
+    </w:p>
+    <w:p>
+      <w:r>
+        <w:rPr>
+          <w:rFonts w:ascii="Times New Roman" w:hAnsi="Times New Roman" w:eastAsia="宋体"/>
+          <w:b w:val="0"/>
+          <w:sz w:val="24"/>
+        </w:rPr>
+        <w:t>用户原话：如果面试官问我，我这个auto judge项目和claude、chatGPT、gemini、豆包、千问等等大模型生成的代码有什么区别，不都是调用他们模型，我的系统的优点是啥？为啥别人会来用我的系统？怎么回答。</w:t>
+      </w:r>
+    </w:p>
+    <w:p>
+      <w:r>
+        <w:rPr>
+          <w:rFonts w:ascii="Times New Roman" w:hAnsi="Times New Roman" w:eastAsia="宋体"/>
+          <w:b w:val="0"/>
+          <w:sz w:val="24"/>
+        </w:rPr>
+        <w:t>专业表述：AutoJudge 系统与直接使用 LLM（ChatGPT/Claude/Gemini 等）进行代码生成相比，在架构层面有哪些差异化价值（Differentiated Value）？系统的核心竞争力（Core Competency）是什么？</w:t>
+      </w:r>
+    </w:p>
+    <w:p/>
+    <w:tbl>
+      <w:tblPr>
+        <w:tblStyle w:val="TableGrid"/>
+        <w:tblW w:type="auto" w:w="0"/>
+        <w:jc w:val="center"/>
+        <w:tblLook w:firstColumn="1" w:firstRow="1" w:lastColumn="0" w:lastRow="0" w:noHBand="0" w:noVBand="1" w:val="04A0"/>
+      </w:tblPr>
+      <w:tblGrid>
+        <w:gridCol w:w="2880"/>
+        <w:gridCol w:w="2880"/>
+        <w:gridCol w:w="2880"/>
+      </w:tblGrid>
+      <w:tr>
+        <w:tc>
+          <w:tcPr>
+            <w:tcW w:type="dxa" w:w="2880"/>
+            <w:shd w:val="clear" w:color="auto" w:fill="E8E8E8"/>
+          </w:tcPr>
+          <w:p>
+            <w:r/>
+            <w:r>
+              <w:rPr>
+                <w:rFonts w:ascii="Times New Roman" w:hAnsi="Times New Roman" w:eastAsia="黑体"/>
+                <w:b/>
+                <w:sz w:val="24"/>
+              </w:rPr>
+              <w:t>你说的</w:t>
+            </w:r>
+          </w:p>
+        </w:tc>
+        <w:tc>
+          <w:tcPr>
+            <w:tcW w:type="dxa" w:w="2880"/>
+            <w:shd w:val="clear" w:color="auto" w:fill="E8E8E8"/>
+          </w:tcPr>
+          <w:p>
+            <w:r/>
+            <w:r>
+              <w:rPr>
+                <w:rFonts w:ascii="Times New Roman" w:hAnsi="Times New Roman" w:eastAsia="黑体"/>
+                <w:b/>
+                <w:sz w:val="24"/>
+              </w:rPr>
+              <w:t>专业说法</w:t>
+            </w:r>
+          </w:p>
+        </w:tc>
+        <w:tc>
+          <w:tcPr>
+            <w:tcW w:type="dxa" w:w="2880"/>
+            <w:shd w:val="clear" w:color="auto" w:fill="E8E8E8"/>
+          </w:tcPr>
+          <w:p>
+            <w:r/>
+            <w:r>
+              <w:rPr>
+                <w:rFonts w:ascii="Times New Roman" w:hAnsi="Times New Roman" w:eastAsia="黑体"/>
+                <w:b/>
+                <w:sz w:val="24"/>
+              </w:rPr>
+              <w:t>解释</w:t>
+            </w:r>
+          </w:p>
+        </w:tc>
+      </w:tr>
+      <w:tr>
+        <w:tc>
+          <w:tcPr>
+            <w:tcW w:type="dxa" w:w="2880"/>
+          </w:tcPr>
+          <w:p>
+            <w:r/>
+            <w:r>
+              <w:rPr>
+                <w:rFonts w:ascii="Times New Roman" w:hAnsi="Times New Roman" w:eastAsia="宋体"/>
+                <w:b w:val="0"/>
+                <w:sz w:val="24"/>
+              </w:rPr>
+              <w:t>调用他们模型</w:t>
+            </w:r>
+          </w:p>
+        </w:tc>
+        <w:tc>
+          <w:tcPr>
+            <w:tcW w:type="dxa" w:w="2880"/>
+          </w:tcPr>
+          <w:p>
+            <w:r/>
+            <w:r>
+              <w:rPr>
+                <w:rFonts w:ascii="Times New Roman" w:hAnsi="Times New Roman" w:eastAsia="宋体"/>
+                <w:b w:val="0"/>
+                <w:sz w:val="24"/>
+              </w:rPr>
+              <w:t>LLM API Integration / Model as a Service</w:t>
+            </w:r>
+          </w:p>
+        </w:tc>
+        <w:tc>
+          <w:tcPr>
+            <w:tcW w:type="dxa" w:w="2880"/>
+          </w:tcPr>
+          <w:p>
+            <w:r/>
+            <w:r>
+              <w:rPr>
+                <w:rFonts w:ascii="Times New Roman" w:hAnsi="Times New Roman" w:eastAsia="宋体"/>
+                <w:b w:val="0"/>
+                <w:sz w:val="24"/>
+              </w:rPr>
+              <w:t>通过 API 调用大模型能力，模型本身是基础设施层</w:t>
+            </w:r>
+          </w:p>
+        </w:tc>
+      </w:tr>
+      <w:tr>
+        <w:tc>
+          <w:tcPr>
+            <w:tcW w:type="dxa" w:w="2880"/>
+          </w:tcPr>
+          <w:p>
+            <w:r/>
+            <w:r>
+              <w:rPr>
+                <w:rFonts w:ascii="Times New Roman" w:hAnsi="Times New Roman" w:eastAsia="宋体"/>
+                <w:b w:val="0"/>
+                <w:sz w:val="24"/>
+              </w:rPr>
+              <w:t>优点是啥</w:t>
+            </w:r>
+          </w:p>
+        </w:tc>
+        <w:tc>
+          <w:tcPr>
+            <w:tcW w:type="dxa" w:w="2880"/>
+          </w:tcPr>
+          <w:p>
+            <w:r/>
+            <w:r>
+              <w:rPr>
+                <w:rFonts w:ascii="Times New Roman" w:hAnsi="Times New Roman" w:eastAsia="宋体"/>
+                <w:b w:val="0"/>
+                <w:sz w:val="24"/>
+              </w:rPr>
+              <w:t>Differentiated Value / Core Competency</w:t>
+            </w:r>
+          </w:p>
+        </w:tc>
+        <w:tc>
+          <w:tcPr>
+            <w:tcW w:type="dxa" w:w="2880"/>
+          </w:tcPr>
+          <w:p>
+            <w:r/>
+            <w:r>
+              <w:rPr>
+                <w:rFonts w:ascii="Times New Roman" w:hAnsi="Times New Roman" w:eastAsia="宋体"/>
+                <w:b w:val="0"/>
+                <w:sz w:val="24"/>
+              </w:rPr>
+              <w:t>与竞品对比的差异化价值和核心竞争力</w:t>
+            </w:r>
+          </w:p>
+        </w:tc>
+      </w:tr>
+      <w:tr>
+        <w:tc>
+          <w:tcPr>
+            <w:tcW w:type="dxa" w:w="2880"/>
+          </w:tcPr>
+          <w:p>
+            <w:r/>
+            <w:r>
+              <w:rPr>
+                <w:rFonts w:ascii="Times New Roman" w:hAnsi="Times New Roman" w:eastAsia="宋体"/>
+                <w:b w:val="0"/>
+                <w:sz w:val="24"/>
+              </w:rPr>
+              <w:t>为啥别人会来用</w:t>
+            </w:r>
+          </w:p>
+        </w:tc>
+        <w:tc>
+          <w:tcPr>
+            <w:tcW w:type="dxa" w:w="2880"/>
+          </w:tcPr>
+          <w:p>
+            <w:r/>
+            <w:r>
+              <w:rPr>
+                <w:rFonts w:ascii="Times New Roman" w:hAnsi="Times New Roman" w:eastAsia="宋体"/>
+                <w:b w:val="0"/>
+                <w:sz w:val="24"/>
+              </w:rPr>
+              <w:t>Value Proposition</w:t>
+            </w:r>
+          </w:p>
+        </w:tc>
+        <w:tc>
+          <w:tcPr>
+            <w:tcW w:type="dxa" w:w="2880"/>
+          </w:tcPr>
+          <w:p>
+            <w:r/>
+            <w:r>
+              <w:rPr>
+                <w:rFonts w:ascii="Times New Roman" w:hAnsi="Times New Roman" w:eastAsia="宋体"/>
+                <w:b w:val="0"/>
+                <w:sz w:val="24"/>
+              </w:rPr>
+              <w:t>产品对用户的核心承诺</w:t>
+            </w:r>
+          </w:p>
+        </w:tc>
+      </w:tr>
+    </w:tbl>
+    <w:p/>
+    <w:p>
+      <w:r>
+        <w:rPr>
+          <w:rFonts w:ascii="Times New Roman" w:hAnsi="Times New Roman" w:eastAsia="宋体"/>
+          <w:b/>
+          <w:sz w:val="24"/>
+        </w:rPr>
+        <w:t>问题详情：</w:t>
+      </w:r>
+    </w:p>
+    <w:p>
+      <w:r>
+        <w:rPr>
+          <w:rFonts w:ascii="Times New Roman" w:hAnsi="Times New Roman" w:eastAsia="宋体"/>
+          <w:b/>
+          <w:sz w:val="24"/>
+        </w:rPr>
+        <w:t>问题层面：产品定位与系统架构设计</w:t>
+      </w:r>
+    </w:p>
+    <w:p>
+      <w:r>
+        <w:rPr>
+          <w:rFonts w:ascii="Times New Roman" w:hAnsi="Times New Roman" w:eastAsia="宋体"/>
+          <w:b/>
+          <w:sz w:val="24"/>
+        </w:rPr>
+        <w:t>问题根因</w:t>
+      </w:r>
+    </w:p>
+    <w:p>
+      <w:r>
+        <w:rPr>
+          <w:rFonts w:ascii="Times New Roman" w:hAnsi="Times New Roman" w:eastAsia="宋体"/>
+          <w:b w:val="0"/>
+          <w:sz w:val="24"/>
+        </w:rPr>
+        <w:t>面试官的核心质疑是：如果你只是在 LLM API 上面包了一层壳（Wrapper），你的系统有什么独立价值？这个问题指向三个层面：</w:t>
+      </w:r>
+    </w:p>
+    <w:p>
+      <w:pPr>
+        <w:ind w:left="420"/>
+      </w:pPr>
+      <w:r>
+        <w:rPr>
+          <w:rFonts w:ascii="Times New Roman" w:hAnsi="Times New Roman" w:eastAsia="宋体"/>
+          <w:b w:val="0"/>
+          <w:sz w:val="24"/>
+        </w:rPr>
+        <w:t>1. 技术含量层面：你的系统是否有超越"调 API"的架构设计？</w:t>
+      </w:r>
+    </w:p>
+    <w:p>
+      <w:pPr>
+        <w:ind w:left="420"/>
+      </w:pPr>
+      <w:r>
+        <w:rPr>
+          <w:rFonts w:ascii="Times New Roman" w:hAnsi="Times New Roman" w:eastAsia="宋体"/>
+          <w:b w:val="0"/>
+          <w:sz w:val="24"/>
+        </w:rPr>
+        <w:t>2. 产品定位层面：你能否清晰区分"工具"和"用工具构建的系统"？</w:t>
+      </w:r>
+    </w:p>
+    <w:p>
+      <w:pPr>
+        <w:ind w:left="420"/>
+      </w:pPr>
+      <w:r>
+        <w:rPr>
+          <w:rFonts w:ascii="Times New Roman" w:hAnsi="Times New Roman" w:eastAsia="宋体"/>
+          <w:b w:val="0"/>
+          <w:sz w:val="24"/>
+        </w:rPr>
+        <w:t>3. 工程深度层面：你的系统是否具备生产级的可靠性设计？</w:t>
+      </w:r>
+    </w:p>
+    <w:p>
+      <w:r>
+        <w:rPr>
+          <w:rFonts w:ascii="Times New Roman" w:hAnsi="Times New Roman" w:eastAsia="宋体"/>
+          <w:b w:val="0"/>
+          <w:sz w:val="24"/>
+        </w:rPr>
+        <w:t>直接使用 ChatGPT/Claude 生成代码存在以下固有问题：</w:t>
+      </w:r>
+    </w:p>
+    <w:p>
+      <w:pPr>
+        <w:ind w:left="420"/>
+      </w:pPr>
+      <w:r>
+        <w:rPr>
+          <w:rFonts w:ascii="Times New Roman" w:hAnsi="Times New Roman" w:eastAsia="宋体"/>
+          <w:b w:val="0"/>
+          <w:sz w:val="24"/>
+        </w:rPr>
+        <w:t xml:space="preserve">  •  自我一致性偏差（Self-Consistency Bias）：同一个模型很难发现自己生成代码中的问题</w:t>
+      </w:r>
+    </w:p>
+    <w:p>
+      <w:pPr>
+        <w:ind w:left="420"/>
+      </w:pPr>
+      <w:r>
+        <w:rPr>
+          <w:rFonts w:ascii="Times New Roman" w:hAnsi="Times New Roman" w:eastAsia="宋体"/>
+          <w:b w:val="0"/>
+          <w:sz w:val="24"/>
+        </w:rPr>
+        <w:t xml:space="preserve">  •  一次性输出无迭代：代码质量完全取决于提问者的 prompt 质量</w:t>
+      </w:r>
+    </w:p>
+    <w:p>
+      <w:pPr>
+        <w:ind w:left="420"/>
+      </w:pPr>
+      <w:r>
+        <w:rPr>
+          <w:rFonts w:ascii="Times New Roman" w:hAnsi="Times New Roman" w:eastAsia="宋体"/>
+          <w:b w:val="0"/>
+          <w:sz w:val="24"/>
+        </w:rPr>
+        <w:t xml:space="preserve">  •  无结构化质量度量：用户拿到代码不知道其可靠程度</w:t>
+      </w:r>
+    </w:p>
+    <w:p>
+      <w:pPr>
+        <w:ind w:left="420"/>
+      </w:pPr>
+      <w:r>
+        <w:rPr>
+          <w:rFonts w:ascii="Times New Roman" w:hAnsi="Times New Roman" w:eastAsia="宋体"/>
+          <w:b w:val="0"/>
+          <w:sz w:val="24"/>
+        </w:rPr>
+        <w:t xml:space="preserve">  •  无状态无记忆：每次对话从零开始，无法积累组织级安全知识</w:t>
+      </w:r>
+    </w:p>
+    <w:p>
+      <w:pPr>
+        <w:ind w:left="420"/>
+      </w:pPr>
+      <w:r>
+        <w:rPr>
+          <w:rFonts w:ascii="Times New Roman" w:hAnsi="Times New Roman" w:eastAsia="宋体"/>
+          <w:b w:val="0"/>
+          <w:sz w:val="24"/>
+        </w:rPr>
+        <w:t xml:space="preserve">  •  无降级保护：API 失败就完全不可用</w:t>
+      </w:r>
+    </w:p>
+    <w:p>
+      <w:pPr>
+        <w:spacing w:before="240"/>
+      </w:pPr>
+      <w:r>
+        <w:rPr>
+          <w:rFonts w:ascii="Times New Roman" w:hAnsi="Times New Roman" w:eastAsia="黑体"/>
+          <w:b/>
+          <w:sz w:val="28"/>
+        </w:rPr>
+        <w:t>二、解决方案与技术实现</w:t>
+      </w:r>
+    </w:p>
+    <w:p>
+      <w:r>
+        <w:rPr>
+          <w:rFonts w:ascii="Times New Roman" w:hAnsi="Times New Roman" w:eastAsia="宋体"/>
+          <w:b/>
+          <w:sz w:val="24"/>
+        </w:rPr>
+        <w:t>解决方案：五层差异化架构设计</w:t>
+      </w:r>
+    </w:p>
+    <w:p>
+      <w:r>
+        <w:rPr>
+          <w:rFonts w:ascii="Times New Roman" w:hAnsi="Times New Roman" w:eastAsia="宋体"/>
+          <w:b/>
+          <w:sz w:val="24"/>
+        </w:rPr>
+        <w:t>1. Multi-Agent 对抗式架构（vs 单 Agent）</w:t>
+      </w:r>
+    </w:p>
+    <w:p>
+      <w:r>
+        <w:rPr>
+          <w:rFonts w:ascii="Times New Roman" w:hAnsi="Times New Roman" w:eastAsia="宋体"/>
+          <w:b w:val="0"/>
+          <w:sz w:val="24"/>
+        </w:rPr>
+        <w:t>用 LangGraph 状态机编排 6 个角色分工明确的 Agent：Plan -&gt; Coder -&gt; [Security / Performance / Correctness] -&gt; Cross-Review -&gt; Arbitration -&gt; Judge。三个 Attacker 并行执行（LangGraph fan-out/fan-in），Coder 与 Attacker 形成对抗博弈。共识收敛检测（ConsensusDetector）采用 fail-closed 策略——缺席 Attacker 视为不同意。</w:t>
+      </w:r>
+    </w:p>
+    <w:p>
+      <w:r>
+        <w:rPr>
+          <w:rFonts w:ascii="Times New Roman" w:hAnsi="Times New Roman" w:eastAsia="宋体"/>
+          <w:b/>
+          <w:sz w:val="24"/>
+        </w:rPr>
+        <w:t>2. 自动化迭代收敛（vs 一次性输出）</w:t>
+      </w:r>
+    </w:p>
+    <w:p>
+      <w:r>
+        <w:rPr>
+          <w:rFonts w:ascii="Times New Roman" w:hAnsi="Times New Roman" w:eastAsia="宋体"/>
+          <w:b w:val="0"/>
+          <w:sz w:val="24"/>
+        </w:rPr>
+        <w:t>根据任务复杂度自动配置辩论参数：SIMPLE 直出、MEDIUM 1 个审查员 3 轮、HARD 全阵容 7 轮。收敛条件：所有 Attacker stance=satisfied，或预算耗尽进入仲裁。</w:t>
+      </w:r>
+    </w:p>
+    <w:p>
+      <w:r>
+        <w:rPr>
+          <w:rFonts w:ascii="Times New Roman" w:hAnsi="Times New Roman" w:eastAsia="宋体"/>
+          <w:b/>
+          <w:sz w:val="24"/>
+        </w:rPr>
+        <w:t>3. 结构化质量报告（vs 无度量）</w:t>
+      </w:r>
+    </w:p>
+    <w:p>
+      <w:r>
+        <w:rPr>
+          <w:rFonts w:ascii="Times New Roman" w:hAnsi="Times New Roman" w:eastAsia="宋体"/>
+          <w:b w:val="0"/>
+          <w:sz w:val="24"/>
+        </w:rPr>
+        <w:t>Judge Agent 出具包含安全/性能/正确性三维评分的结构化报告，包括星级评分、已解决/未解决问题清单、具体修复建议。</w:t>
+      </w:r>
+    </w:p>
+    <w:p>
+      <w:r>
+        <w:rPr>
+          <w:rFonts w:ascii="Times New Roman" w:hAnsi="Times New Roman" w:eastAsia="宋体"/>
+          <w:b/>
+          <w:sz w:val="24"/>
+        </w:rPr>
+        <w:t>4. 三层记忆系统（vs 无状态）</w:t>
+      </w:r>
+    </w:p>
+    <w:p>
+      <w:pPr>
+        <w:ind w:left="420"/>
+      </w:pPr>
+      <w:r>
+        <w:rPr>
+          <w:rFonts w:ascii="Times New Roman" w:hAnsi="Times New Roman" w:eastAsia="宋体"/>
+          <w:b w:val="0"/>
+          <w:sz w:val="24"/>
+        </w:rPr>
+        <w:t xml:space="preserve">  •  L1 AttackKnowledgeBase（ChromaDB）：存储历史攻击经验</w:t>
+      </w:r>
+    </w:p>
+    <w:p>
+      <w:pPr>
+        <w:ind w:left="420"/>
+      </w:pPr>
+      <w:r>
+        <w:rPr>
+          <w:rFonts w:ascii="Times New Roman" w:hAnsi="Times New Roman" w:eastAsia="宋体"/>
+          <w:b w:val="0"/>
+          <w:sz w:val="24"/>
+        </w:rPr>
+        <w:t xml:space="preserve">  •  L2 UserPreferenceStore（Redis）：跨 session 记住用户偏好</w:t>
+      </w:r>
+    </w:p>
+    <w:p>
+      <w:pPr>
+        <w:ind w:left="420"/>
+      </w:pPr>
+      <w:r>
+        <w:rPr>
+          <w:rFonts w:ascii="Times New Roman" w:hAnsi="Times New Roman" w:eastAsia="宋体"/>
+          <w:b w:val="0"/>
+          <w:sz w:val="24"/>
+        </w:rPr>
+        <w:t xml:space="preserve">  •  L3 FixPatternStore（ChromaDB）：存储成功修复模式</w:t>
+      </w:r>
+    </w:p>
+    <w:p>
+      <w:r>
+        <w:rPr>
+          <w:rFonts w:ascii="Times New Roman" w:hAnsi="Times New Roman" w:eastAsia="宋体"/>
+          <w:b/>
+          <w:sz w:val="24"/>
+        </w:rPr>
+        <w:t>5. 生产级可靠性设计（vs 无保障）</w:t>
+      </w:r>
+    </w:p>
+    <w:p>
+      <w:r>
+        <w:rPr>
+          <w:rFonts w:ascii="Times New Roman" w:hAnsi="Times New Roman" w:eastAsia="宋体"/>
+          <w:b w:val="0"/>
+          <w:sz w:val="24"/>
+        </w:rPr>
+        <w:t>BudgetManager Token 按阶段分配、DegradationManager + CircuitBreaker 三级降级熔断、TestRunner 沙箱验证、LangGraph Checkpoint MySQL 持久化。</w:t>
+      </w:r>
+    </w:p>
+    <w:p>
+      <w:pPr>
+        <w:spacing w:before="240"/>
+      </w:pPr>
+      <w:r>
+        <w:rPr>
+          <w:rFonts w:ascii="Times New Roman" w:hAnsi="Times New Roman" w:eastAsia="黑体"/>
+          <w:b/>
+          <w:sz w:val="28"/>
+        </w:rPr>
+        <w:t>三、模拟面试题</w:t>
+      </w:r>
+    </w:p>
+    <w:p>
+      <w:r>
+        <w:rPr>
+          <w:rFonts w:ascii="Times New Roman" w:hAnsi="Times New Roman" w:eastAsia="宋体"/>
+          <w:b/>
+          <w:sz w:val="24"/>
+        </w:rPr>
+        <w:t>面试 Q&amp;A</w:t>
+      </w:r>
+    </w:p>
+    <w:p>
+      <w:r>
+        <w:rPr>
+          <w:rFonts w:ascii="Times New Roman" w:hAnsi="Times New Roman" w:eastAsia="宋体"/>
+          <w:b/>
+          <w:sz w:val="24"/>
+        </w:rPr>
+        <w:t>Q1: 多 Agent 对抗和让 ChatGPT 自己 review 自己有什么本质区别？</w:t>
+      </w:r>
+    </w:p>
+    <w:p>
+      <w:r>
+        <w:rPr>
+          <w:rFonts w:ascii="Times New Roman" w:hAnsi="Times New Roman" w:eastAsia="宋体"/>
+          <w:b w:val="0"/>
+          <w:sz w:val="24"/>
+        </w:rPr>
+        <w:t>A： 本质区别在于角色隔离和信息隔离。ChatGPT 自己 review 自己时存在 Self-Consistency Bias。AutoJudge 中每个 Agent 有独立的 System Prompt、独立的审查角度、独立的工具集。更关键的是引入了对抗博弈——Attacker 提出问题后 Coder 可以反驳，Attacker 再评估反驳是否合理。类似于学术界的 Peer Review 机制。</w:t>
+      </w:r>
+    </w:p>
+    <w:p>
+      <w:r>
+        <w:rPr>
+          <w:rFonts w:ascii="Times New Roman" w:hAnsi="Times New Roman" w:eastAsia="宋体"/>
+          <w:b/>
+          <w:sz w:val="24"/>
+        </w:rPr>
+        <w:t>Q2: 共识检测为什么选择 fail-closed 策略？</w:t>
+      </w:r>
+    </w:p>
+    <w:p>
+      <w:r>
+        <w:rPr>
+          <w:rFonts w:ascii="Times New Roman" w:hAnsi="Times New Roman" w:eastAsia="宋体"/>
+          <w:b w:val="0"/>
+          <w:sz w:val="24"/>
+        </w:rPr>
+        <w:t>A： 共识检测要求所有 active attacker 都报告 stance=satisfied 才算收敛。如果某个 Attacker 因 API 超时没返回，视为不同意而非同意。因为 false negative（漏掉真实问题）的代价远高于 false positive（多跑一轮辩论）。之前版本用 all([已收到的结果]) 导致 2/3 Attacker 返回就误判收敛，改成显式标记缺席 Attacker 为 False 后修复。</w:t>
+      </w:r>
+    </w:p>
+    <w:p>
+      <w:r>
+        <w:rPr>
+          <w:rFonts w:ascii="Times New Roman" w:hAnsi="Times New Roman" w:eastAsia="宋体"/>
+          <w:b/>
+          <w:sz w:val="24"/>
+        </w:rPr>
+        <w:t>Q3: BudgetManager 怎么分配 Token 预算？</w:t>
+      </w:r>
+    </w:p>
+    <w:p>
+      <w:r>
+        <w:rPr>
+          <w:rFonts w:ascii="Times New Roman" w:hAnsi="Times New Roman" w:eastAsia="宋体"/>
+          <w:b w:val="0"/>
+          <w:sz w:val="24"/>
+        </w:rPr>
+        <w:t>A： 按阶段分配比例：plan 5%、code_gen 20%、debate 45%、arbitration 15%、judge 10%、reserve 5%。每个 Agent 还有独立上限。分配通过 asyncio.Lock 保护并发安全。参考操作系统进程调度的分时复用思路。</w:t>
+      </w:r>
+    </w:p>
+    <w:p>
+      <w:r>
+        <w:rPr>
+          <w:rFonts w:ascii="Times New Roman" w:hAnsi="Times New Roman" w:eastAsia="宋体"/>
+          <w:b/>
+          <w:sz w:val="24"/>
+        </w:rPr>
+        <w:t>Q4: DegradationManager 三级降级怎么工作？</w:t>
+      </w:r>
+    </w:p>
+    <w:p>
+      <w:r>
+        <w:rPr>
+          <w:rFonts w:ascii="Times New Roman" w:hAnsi="Times New Roman" w:eastAsia="宋体"/>
+          <w:b w:val="0"/>
+          <w:sz w:val="24"/>
+        </w:rPr>
+        <w:t>A： L0 完整辩论、L1 减少轮数跳过 Cross-Review、L2 跳过辩论直接生成。CircuitBreaker 连续 3 次失败进入 open 状态，60 秒后 half-open 试探恢复。降级后质量变差但系统不挂。类似 Netflix Hystrix 模式。</w:t>
+      </w:r>
+    </w:p>
+    <w:p>
+      <w:r>
+        <w:rPr>
+          <w:rFonts w:ascii="Times New Roman" w:hAnsi="Times New Roman" w:eastAsia="宋体"/>
+          <w:b/>
+          <w:sz w:val="24"/>
+        </w:rPr>
+        <w:t>Q5: 有人说用 Claude Extended Thinking + 长上下文也能实现类似效果，你怎么回应？</w:t>
+      </w:r>
+    </w:p>
+    <w:p>
+      <w:r>
+        <w:rPr>
+          <w:rFonts w:ascii="Times New Roman" w:hAnsi="Times New Roman" w:eastAsia="宋体"/>
+          <w:b w:val="0"/>
+          <w:sz w:val="24"/>
+        </w:rPr>
+        <w:t>A： 三个关键差异：第一，真正的并行性——三个 Attacker fan-out 真并行，延迟是 max 不是 sum。第二，状态持久化——Checkpoint 写入 MySQL，断线可恢复。第三，知识积累——攻击经验写入 ChromaDB 向量库，下次新任务时 Attacker 带着历史经验审查。长上下文是在一个进程里模拟并发，AutoJudge 是真正的分布式多 Agent 系统。</w:t>
+      </w:r>
+    </w:p>
+    <w:p>
+      <w:r>
+        <w:br w:type="page"/>
+      </w:r>
+    </w:p>
+    <w:p>
+      <w:pPr>
+        <w:pStyle w:val="Heading1"/>
+      </w:pPr>
+      <w:r>
+        <w:rPr>
+          <w:rFonts w:ascii="Times New Roman" w:hAnsi="Times New Roman" w:eastAsia="黑体"/>
+          <w:b/>
+          <w:sz w:val="32"/>
+        </w:rPr>
+        <w:t>后端核心能力的前端可观测性包装——Feature Surface 设计方案</w:t>
+      </w:r>
+    </w:p>
+    <w:p>
+      <w:pPr>
+        <w:jc w:val="right"/>
+      </w:pPr>
+      <w:r>
+        <w:rPr>
+          <w:rFonts w:ascii="Times New Roman" w:hAnsi="Times New Roman" w:eastAsia="宋体"/>
+          <w:b w:val="0"/>
+          <w:color w:val="888888"/>
+          <w:sz w:val="21"/>
+        </w:rPr>
+        <w:t>2026-06-06</w:t>
+      </w:r>
+    </w:p>
+    <w:p>
+      <w:pPr>
+        <w:pBdr>
+          <w:bottom w:val="single" w:sz="6" w:space="1" w:color="CCCCCC"/>
+        </w:pBdr>
+      </w:pPr>
+    </w:p>
+    <w:p>
+      <w:pPr>
+        <w:spacing w:before="240"/>
+      </w:pPr>
+      <w:r>
+        <w:rPr>
+          <w:rFonts w:ascii="Times New Roman" w:hAnsi="Times New Roman" w:eastAsia="黑体"/>
+          <w:b/>
+          <w:sz w:val="28"/>
+        </w:rPr>
+        <w:t>一、问题分析</w:t>
+      </w:r>
+    </w:p>
+    <w:p>
+      <w:r>
+        <w:rPr>
+          <w:rFonts w:ascii="Times New Roman" w:hAnsi="Times New Roman" w:eastAsia="宋体"/>
+          <w:b w:val="0"/>
+          <w:sz w:val="24"/>
+        </w:rPr>
+        <w:t>用户原话：AutoJudge 的三层记忆架构、包含多项生产系统才有的工程设计在我的系统里有明面上的体现吗？还是都是隐藏起来深挖代码才能知道，我觉得如果这里有很重要的技术，我应该包装成功能来展示。你觉得呢？</w:t>
+      </w:r>
+    </w:p>
+    <w:p>
+      <w:r>
+        <w:rPr>
+          <w:rFonts w:ascii="Times New Roman" w:hAnsi="Times New Roman" w:eastAsia="宋体"/>
+          <w:b w:val="0"/>
+          <w:sz w:val="24"/>
+        </w:rPr>
+        <w:t>专业表述：AutoJudge 后端的记忆层（Memory Layer）、弹性工程设计（Resilience Engineering）等能力在前端 UI 的可观测性（Observability）如何？是否需要将这些后端能力包装为用户可感知的功能特性（Feature Surface）？</w:t>
+      </w:r>
+    </w:p>
+    <w:p/>
+    <w:tbl>
+      <w:tblPr>
+        <w:tblStyle w:val="TableGrid"/>
+        <w:tblW w:type="auto" w:w="0"/>
+        <w:jc w:val="center"/>
+        <w:tblLook w:firstColumn="1" w:firstRow="1" w:lastColumn="0" w:lastRow="0" w:noHBand="0" w:noVBand="1" w:val="04A0"/>
+      </w:tblPr>
+      <w:tblGrid>
+        <w:gridCol w:w="2880"/>
+        <w:gridCol w:w="2880"/>
+        <w:gridCol w:w="2880"/>
+      </w:tblGrid>
+      <w:tr>
+        <w:tc>
+          <w:tcPr>
+            <w:tcW w:type="dxa" w:w="2880"/>
+            <w:shd w:val="clear" w:color="auto" w:fill="E8E8E8"/>
+          </w:tcPr>
+          <w:p>
+            <w:r/>
+            <w:r>
+              <w:rPr>
+                <w:rFonts w:ascii="Times New Roman" w:hAnsi="Times New Roman" w:eastAsia="黑体"/>
+                <w:b/>
+                <w:sz w:val="24"/>
+              </w:rPr>
+              <w:t>你说的</w:t>
+            </w:r>
+          </w:p>
+        </w:tc>
+        <w:tc>
+          <w:tcPr>
+            <w:tcW w:type="dxa" w:w="2880"/>
+            <w:shd w:val="clear" w:color="auto" w:fill="E8E8E8"/>
+          </w:tcPr>
+          <w:p>
+            <w:r/>
+            <w:r>
+              <w:rPr>
+                <w:rFonts w:ascii="Times New Roman" w:hAnsi="Times New Roman" w:eastAsia="黑体"/>
+                <w:b/>
+                <w:sz w:val="24"/>
+              </w:rPr>
+              <w:t>专业说法</w:t>
+            </w:r>
+          </w:p>
+        </w:tc>
+        <w:tc>
+          <w:tcPr>
+            <w:tcW w:type="dxa" w:w="2880"/>
+            <w:shd w:val="clear" w:color="auto" w:fill="E8E8E8"/>
+          </w:tcPr>
+          <w:p>
+            <w:r/>
+            <w:r>
+              <w:rPr>
+                <w:rFonts w:ascii="Times New Roman" w:hAnsi="Times New Roman" w:eastAsia="黑体"/>
+                <w:b/>
+                <w:sz w:val="24"/>
+              </w:rPr>
+              <w:t>解释</w:t>
+            </w:r>
+          </w:p>
+        </w:tc>
+      </w:tr>
+      <w:tr>
+        <w:tc>
+          <w:tcPr>
+            <w:tcW w:type="dxa" w:w="2880"/>
+          </w:tcPr>
+          <w:p>
+            <w:r/>
+            <w:r>
+              <w:rPr>
+                <w:rFonts w:ascii="Times New Roman" w:hAnsi="Times New Roman" w:eastAsia="宋体"/>
+                <w:b w:val="0"/>
+                <w:sz w:val="24"/>
+              </w:rPr>
+              <w:t>明面上的体现</w:t>
+            </w:r>
+          </w:p>
+        </w:tc>
+        <w:tc>
+          <w:tcPr>
+            <w:tcW w:type="dxa" w:w="2880"/>
+          </w:tcPr>
+          <w:p>
+            <w:r/>
+            <w:r>
+              <w:rPr>
+                <w:rFonts w:ascii="Times New Roman" w:hAnsi="Times New Roman" w:eastAsia="宋体"/>
+                <w:b w:val="0"/>
+                <w:sz w:val="24"/>
+              </w:rPr>
+              <w:t>Feature Surface / Observability</w:t>
+            </w:r>
+          </w:p>
+        </w:tc>
+        <w:tc>
+          <w:tcPr>
+            <w:tcW w:type="dxa" w:w="2880"/>
+          </w:tcPr>
+          <w:p>
+            <w:r/>
+            <w:r>
+              <w:rPr>
+                <w:rFonts w:ascii="Times New Roman" w:hAnsi="Times New Roman" w:eastAsia="宋体"/>
+                <w:b w:val="0"/>
+                <w:sz w:val="24"/>
+              </w:rPr>
+              <w:t>用户在 UI 上能直接看到和感知到的功能暴露面</w:t>
+            </w:r>
+          </w:p>
+        </w:tc>
+      </w:tr>
+      <w:tr>
+        <w:tc>
+          <w:tcPr>
+            <w:tcW w:type="dxa" w:w="2880"/>
+          </w:tcPr>
+          <w:p>
+            <w:r/>
+            <w:r>
+              <w:rPr>
+                <w:rFonts w:ascii="Times New Roman" w:hAnsi="Times New Roman" w:eastAsia="宋体"/>
+                <w:b w:val="0"/>
+                <w:sz w:val="24"/>
+              </w:rPr>
+              <w:t>隐藏起来深挖代码才能知道</w:t>
+            </w:r>
+          </w:p>
+        </w:tc>
+        <w:tc>
+          <w:tcPr>
+            <w:tcW w:type="dxa" w:w="2880"/>
+          </w:tcPr>
+          <w:p>
+            <w:r/>
+            <w:r>
+              <w:rPr>
+                <w:rFonts w:ascii="Times New Roman" w:hAnsi="Times New Roman" w:eastAsia="宋体"/>
+                <w:b w:val="0"/>
+                <w:sz w:val="24"/>
+              </w:rPr>
+              <w:t>Black-box Implementation</w:t>
+            </w:r>
+          </w:p>
+        </w:tc>
+        <w:tc>
+          <w:tcPr>
+            <w:tcW w:type="dxa" w:w="2880"/>
+          </w:tcPr>
+          <w:p>
+            <w:r/>
+            <w:r>
+              <w:rPr>
+                <w:rFonts w:ascii="Times New Roman" w:hAnsi="Times New Roman" w:eastAsia="宋体"/>
+                <w:b w:val="0"/>
+                <w:sz w:val="24"/>
+              </w:rPr>
+              <w:t>对用户不可见的内部实现，只有看源码才知道</w:t>
+            </w:r>
+          </w:p>
+        </w:tc>
+      </w:tr>
+      <w:tr>
+        <w:tc>
+          <w:tcPr>
+            <w:tcW w:type="dxa" w:w="2880"/>
+          </w:tcPr>
+          <w:p>
+            <w:r/>
+            <w:r>
+              <w:rPr>
+                <w:rFonts w:ascii="Times New Roman" w:hAnsi="Times New Roman" w:eastAsia="宋体"/>
+                <w:b w:val="0"/>
+                <w:sz w:val="24"/>
+              </w:rPr>
+              <w:t>包装成功能来展示</w:t>
+            </w:r>
+          </w:p>
+        </w:tc>
+        <w:tc>
+          <w:tcPr>
+            <w:tcW w:type="dxa" w:w="2880"/>
+          </w:tcPr>
+          <w:p>
+            <w:r/>
+            <w:r>
+              <w:rPr>
+                <w:rFonts w:ascii="Times New Roman" w:hAnsi="Times New Roman" w:eastAsia="宋体"/>
+                <w:b w:val="0"/>
+                <w:sz w:val="24"/>
+              </w:rPr>
+              <w:t>Feature Surfacing / UX Visibility</w:t>
+            </w:r>
+          </w:p>
+        </w:tc>
+        <w:tc>
+          <w:tcPr>
+            <w:tcW w:type="dxa" w:w="2880"/>
+          </w:tcPr>
+          <w:p>
+            <w:r/>
+            <w:r>
+              <w:rPr>
+                <w:rFonts w:ascii="Times New Roman" w:hAnsi="Times New Roman" w:eastAsia="宋体"/>
+                <w:b w:val="0"/>
+                <w:sz w:val="24"/>
+              </w:rPr>
+              <w:t>将后端能力包装为前端可感知的用户功能</w:t>
+            </w:r>
+          </w:p>
+        </w:tc>
+      </w:tr>
+    </w:tbl>
+    <w:p/>
+    <w:p>
+      <w:r>
+        <w:rPr>
+          <w:rFonts w:ascii="Times New Roman" w:hAnsi="Times New Roman" w:eastAsia="宋体"/>
+          <w:b/>
+          <w:sz w:val="24"/>
+        </w:rPr>
+        <w:t>问题详情：</w:t>
+      </w:r>
+    </w:p>
+    <w:p>
+      <w:r>
+        <w:rPr>
+          <w:rFonts w:ascii="Times New Roman" w:hAnsi="Times New Roman" w:eastAsia="宋体"/>
+          <w:b/>
+          <w:sz w:val="24"/>
+        </w:rPr>
+        <w:t>问题层面：产品可观测性（Product Observability）</w:t>
+      </w:r>
+    </w:p>
+    <w:p>
+      <w:r>
+        <w:rPr>
+          <w:rFonts w:ascii="Times New Roman" w:hAnsi="Times New Roman" w:eastAsia="宋体"/>
+          <w:b/>
+          <w:sz w:val="24"/>
+        </w:rPr>
+        <w:t>问题根因</w:t>
+      </w:r>
+    </w:p>
+    <w:p>
+      <w:r>
+        <w:rPr>
+          <w:rFonts w:ascii="Times New Roman" w:hAnsi="Times New Roman" w:eastAsia="宋体"/>
+          <w:b w:val="0"/>
+          <w:sz w:val="24"/>
+        </w:rPr>
+        <w:t>AutoJudge 后端具备 10 项核心工程能力（三层记忆、预算管理、复杂度路由、降级熔断、共识检测、沙箱测试等），但前后端审计发现其中 85% 在前端完全不可见。</w:t>
+      </w:r>
+    </w:p>
+    <w:p>
+      <w:r>
+        <w:rPr>
+          <w:rFonts w:ascii="Times New Roman" w:hAnsi="Times New Roman" w:eastAsia="宋体"/>
+          <w:b w:val="0"/>
+          <w:sz w:val="24"/>
+        </w:rPr>
+        <w:t>具体审计结果：</w:t>
+      </w:r>
+    </w:p>
+    <w:p>
+      <w:pPr>
+        <w:ind w:left="420"/>
+      </w:pPr>
+      <w:r>
+        <w:rPr>
+          <w:rFonts w:ascii="Times New Roman" w:hAnsi="Times New Roman" w:eastAsia="宋体"/>
+          <w:b w:val="0"/>
+          <w:sz w:val="24"/>
+        </w:rPr>
+        <w:t xml:space="preserve">  •  L1 攻击经验记忆（ChromaDB）：完全不可见，后端静默注入 prompt</w:t>
+      </w:r>
+    </w:p>
+    <w:p>
+      <w:pPr>
+        <w:ind w:left="420"/>
+      </w:pPr>
+      <w:r>
+        <w:rPr>
+          <w:rFonts w:ascii="Times New Roman" w:hAnsi="Times New Roman" w:eastAsia="宋体"/>
+          <w:b w:val="0"/>
+          <w:sz w:val="24"/>
+        </w:rPr>
+        <w:t xml:space="preserve">  •  L2 用户偏好记忆（Redis）：完全不可见，无设置入口</w:t>
+      </w:r>
+    </w:p>
+    <w:p>
+      <w:pPr>
+        <w:ind w:left="420"/>
+      </w:pPr>
+      <w:r>
+        <w:rPr>
+          <w:rFonts w:ascii="Times New Roman" w:hAnsi="Times New Roman" w:eastAsia="宋体"/>
+          <w:b w:val="0"/>
+          <w:sz w:val="24"/>
+        </w:rPr>
+        <w:t xml:space="preserve">  •  L3 修复模式记忆（ChromaDB）：完全不可见</w:t>
+      </w:r>
+    </w:p>
+    <w:p>
+      <w:pPr>
+        <w:ind w:left="420"/>
+      </w:pPr>
+      <w:r>
+        <w:rPr>
+          <w:rFonts w:ascii="Times New Roman" w:hAnsi="Times New Roman" w:eastAsia="宋体"/>
+          <w:b w:val="0"/>
+          <w:sz w:val="24"/>
+        </w:rPr>
+        <w:t xml:space="preserve">  •  BudgetManager：完全不可见，仅最终报告有总 token 数</w:t>
+      </w:r>
+    </w:p>
+    <w:p>
+      <w:pPr>
+        <w:ind w:left="420"/>
+      </w:pPr>
+      <w:r>
+        <w:rPr>
+          <w:rFonts w:ascii="Times New Roman" w:hAnsi="Times New Roman" w:eastAsia="宋体"/>
+          <w:b w:val="0"/>
+          <w:sz w:val="24"/>
+        </w:rPr>
+        <w:t xml:space="preserve">  •  ComplexityRouter：完全不可见</w:t>
+      </w:r>
+    </w:p>
+    <w:p>
+      <w:pPr>
+        <w:ind w:left="420"/>
+      </w:pPr>
+      <w:r>
+        <w:rPr>
+          <w:rFonts w:ascii="Times New Roman" w:hAnsi="Times New Roman" w:eastAsia="宋体"/>
+          <w:b w:val="0"/>
+          <w:sz w:val="24"/>
+        </w:rPr>
+        <w:t xml:space="preserve">  •  DegradationManager：几乎不可见，仅一行降级文字</w:t>
+      </w:r>
+    </w:p>
+    <w:p>
+      <w:pPr>
+        <w:ind w:left="420"/>
+      </w:pPr>
+      <w:r>
+        <w:rPr>
+          <w:rFonts w:ascii="Times New Roman" w:hAnsi="Times New Roman" w:eastAsia="宋体"/>
+          <w:b w:val="0"/>
+          <w:sz w:val="24"/>
+        </w:rPr>
+        <w:t xml:space="preserve">  •  CircuitBreaker：完全不可见</w:t>
+      </w:r>
+    </w:p>
+    <w:p>
+      <w:pPr>
+        <w:ind w:left="420"/>
+      </w:pPr>
+      <w:r>
+        <w:rPr>
+          <w:rFonts w:ascii="Times New Roman" w:hAnsi="Times New Roman" w:eastAsia="宋体"/>
+          <w:b w:val="0"/>
+          <w:sz w:val="24"/>
+        </w:rPr>
+        <w:t xml:space="preserve">  •  TestRunner：完全不可见</w:t>
+      </w:r>
+    </w:p>
+    <w:p>
+      <w:pPr>
+        <w:ind w:left="420"/>
+      </w:pPr>
+      <w:r>
+        <w:rPr>
+          <w:rFonts w:ascii="Times New Roman" w:hAnsi="Times New Roman" w:eastAsia="宋体"/>
+          <w:b w:val="0"/>
+          <w:sz w:val="24"/>
+        </w:rPr>
+        <w:t xml:space="preserve">  •  ConsensusDetector：部分可见</w:t>
+      </w:r>
+    </w:p>
+    <w:p>
+      <w:pPr>
+        <w:ind w:left="420"/>
+      </w:pPr>
+      <w:r>
+        <w:rPr>
+          <w:rFonts w:ascii="Times New Roman" w:hAnsi="Times New Roman" w:eastAsia="宋体"/>
+          <w:b w:val="0"/>
+          <w:sz w:val="24"/>
+        </w:rPr>
+        <w:t xml:space="preserve">  •  QualityReport：可见（唯一暴露充分的能力）</w:t>
+      </w:r>
+    </w:p>
+    <w:p>
+      <w:r>
+        <w:rPr>
+          <w:rFonts w:ascii="Times New Roman" w:hAnsi="Times New Roman" w:eastAsia="宋体"/>
+          <w:b w:val="0"/>
+          <w:sz w:val="24"/>
+        </w:rPr>
+        <w:t>这导致面试演示时系统看起来像一个普通的 ChatGPT Wrapper，完全感知不到背后的工程深度。</w:t>
+      </w:r>
+    </w:p>
+    <w:p>
+      <w:pPr>
+        <w:spacing w:before="240"/>
+      </w:pPr>
+      <w:r>
+        <w:rPr>
+          <w:rFonts w:ascii="Times New Roman" w:hAnsi="Times New Roman" w:eastAsia="黑体"/>
+          <w:b/>
+          <w:sz w:val="28"/>
+        </w:rPr>
+        <w:t>二、解决方案与技术实现</w:t>
+      </w:r>
+    </w:p>
+    <w:p>
+      <w:r>
+        <w:rPr>
+          <w:rFonts w:ascii="Times New Roman" w:hAnsi="Times New Roman" w:eastAsia="宋体"/>
+          <w:b/>
+          <w:sz w:val="24"/>
+        </w:rPr>
+        <w:t>解决方案：6 个 Feature Surface 落地方案</w:t>
+      </w:r>
+    </w:p>
+    <w:p>
+      <w:r>
+        <w:rPr>
+          <w:rFonts w:ascii="Times New Roman" w:hAnsi="Times New Roman" w:eastAsia="宋体"/>
+          <w:b/>
+          <w:sz w:val="24"/>
+        </w:rPr>
+        <w:t>P0-1：智能分析卡片（任务启动时展示）</w:t>
+      </w:r>
+    </w:p>
+    <w:p>
+      <w:r>
+        <w:rPr>
+          <w:rFonts w:ascii="Times New Roman" w:hAnsi="Times New Roman" w:eastAsia="宋体"/>
+          <w:b w:val="0"/>
+          <w:sz w:val="24"/>
+        </w:rPr>
+        <w:t>在任务开始后、Coder 编码前插入分析卡片，展示：任务复杂度检测结果（SIMPLE/MEDIUM/HARD）、审查配置（轮数、审查员组合）、经验匹配（从 ChromaDB 检索到的历史攻击经验及相似度）、Token 预算分配计划。</w:t>
+      </w:r>
+    </w:p>
+    <w:p>
+      <w:r>
+        <w:rPr>
+          <w:rFonts w:ascii="Times New Roman" w:hAnsi="Times New Roman" w:eastAsia="宋体"/>
+          <w:b w:val="0"/>
+          <w:sz w:val="24"/>
+        </w:rPr>
+        <w:t>实现方式：后端在 run_debate_with_graph() 中 route_complexity() 和 attack_kb.retrieve_relevant() 执行后，通过 _notify() 发送新事件类型 analysis_complete，前端新增 AnalysisCard 组件展示。</w:t>
+      </w:r>
+    </w:p>
+    <w:p>
+      <w:r>
+        <w:rPr>
+          <w:rFonts w:ascii="Times New Roman" w:hAnsi="Times New Roman" w:eastAsia="宋体"/>
+          <w:b/>
+          <w:sz w:val="24"/>
+        </w:rPr>
+        <w:t>P0-2：审查过程透视（最终报告中展示）</w:t>
+      </w:r>
+    </w:p>
+    <w:p>
+      <w:r>
+        <w:rPr>
+          <w:rFonts w:ascii="Times New Roman" w:hAnsi="Times New Roman" w:eastAsia="宋体"/>
+          <w:b w:val="0"/>
+          <w:sz w:val="24"/>
+        </w:rPr>
+        <w:t>在 QualityReportPanel 下方增加过程透视板块，展示：Token 使用分布（按阶段）、记忆系统读写统计、共识收敛路径、沙箱测试结果、弹性保护触发情况。</w:t>
+      </w:r>
+    </w:p>
+    <w:p>
+      <w:r>
+        <w:rPr>
+          <w:rFonts w:ascii="Times New Roman" w:hAnsi="Times New Roman" w:eastAsia="宋体"/>
+          <w:b/>
+          <w:sz w:val="24"/>
+        </w:rPr>
+        <w:t>P1-1：Token 预算实时仪表盘</w:t>
+      </w:r>
+    </w:p>
+    <w:p>
+      <w:r>
+        <w:rPr>
+          <w:rFonts w:ascii="Times New Roman" w:hAnsi="Times New Roman" w:eastAsia="宋体"/>
+          <w:b w:val="0"/>
+          <w:sz w:val="24"/>
+        </w:rPr>
+        <w:t>在进度条旁显示 Token 使用进度条，按阶段着色，实时更新。</w:t>
+      </w:r>
+    </w:p>
+    <w:p>
+      <w:r>
+        <w:rPr>
+          <w:rFonts w:ascii="Times New Roman" w:hAnsi="Times New Roman" w:eastAsia="宋体"/>
+          <w:b/>
+          <w:sz w:val="24"/>
+        </w:rPr>
+        <w:t>P1-2：沙箱测试结果卡片</w:t>
+      </w:r>
+    </w:p>
+    <w:p>
+      <w:r>
+        <w:rPr>
+          <w:rFonts w:ascii="Times New Roman" w:hAnsi="Times New Roman" w:eastAsia="宋体"/>
+          <w:b w:val="0"/>
+          <w:sz w:val="24"/>
+        </w:rPr>
+        <w:t>展示 TestRunner 的语法检查和测试用例执行结果。</w:t>
+      </w:r>
+    </w:p>
+    <w:p>
+      <w:r>
+        <w:rPr>
+          <w:rFonts w:ascii="Times New Roman" w:hAnsi="Times New Roman" w:eastAsia="宋体"/>
+          <w:b/>
+          <w:sz w:val="24"/>
+        </w:rPr>
+        <w:t>P2-1：降级/熔断状态横幅</w:t>
+      </w:r>
+    </w:p>
+    <w:p>
+      <w:r>
+        <w:rPr>
+          <w:rFonts w:ascii="Times New Roman" w:hAnsi="Times New Roman" w:eastAsia="宋体"/>
+          <w:b w:val="0"/>
+          <w:sz w:val="24"/>
+        </w:rPr>
+        <w:t>当 DegradationManager 触发降级时显示状态横幅。</w:t>
+      </w:r>
+    </w:p>
+    <w:p>
+      <w:r>
+        <w:rPr>
+          <w:rFonts w:ascii="Times New Roman" w:hAnsi="Times New Roman" w:eastAsia="宋体"/>
+          <w:b/>
+          <w:sz w:val="24"/>
+        </w:rPr>
+        <w:t>P2-2：用户偏好管理页面</w:t>
+      </w:r>
+    </w:p>
+    <w:p>
+      <w:r>
+        <w:rPr>
+          <w:rFonts w:ascii="Times New Roman" w:hAnsi="Times New Roman" w:eastAsia="宋体"/>
+          <w:b w:val="0"/>
+          <w:sz w:val="24"/>
+        </w:rPr>
+        <w:t>让用户查看和管理系统自动学习的编码偏好。</w:t>
+      </w:r>
+    </w:p>
+    <w:p>
+      <w:pPr>
+        <w:spacing w:before="240"/>
+      </w:pPr>
+      <w:r>
+        <w:rPr>
+          <w:rFonts w:ascii="Times New Roman" w:hAnsi="Times New Roman" w:eastAsia="黑体"/>
+          <w:b/>
+          <w:sz w:val="28"/>
+        </w:rPr>
+        <w:t>三、模拟面试题</w:t>
+      </w:r>
+    </w:p>
+    <w:p>
+      <w:r>
+        <w:rPr>
+          <w:rFonts w:ascii="Times New Roman" w:hAnsi="Times New Roman" w:eastAsia="宋体"/>
+          <w:b/>
+          <w:sz w:val="24"/>
+        </w:rPr>
+        <w:t>面试 Q&amp;A</w:t>
+      </w:r>
+    </w:p>
+    <w:p>
+      <w:r>
+        <w:rPr>
+          <w:rFonts w:ascii="Times New Roman" w:hAnsi="Times New Roman" w:eastAsia="宋体"/>
+          <w:b/>
+          <w:sz w:val="24"/>
+        </w:rPr>
+        <w:t>Q1: 为什么要把这些后端能力暴露到前端？这不是增加了前端复杂度吗？</w:t>
+      </w:r>
+    </w:p>
+    <w:p>
+      <w:r>
+        <w:rPr>
+          <w:rFonts w:ascii="Times New Roman" w:hAnsi="Times New Roman" w:eastAsia="宋体"/>
+          <w:b w:val="0"/>
+          <w:sz w:val="24"/>
+        </w:rPr>
+        <w:t>A： 这是 Product Observability 的设计原则。以 AWS CloudWatch 和 Kubernetes Dashboard 为例，可观测性本身就是用户价值。用户需要知道系统在帮他做了什么——复杂度路由让用户知道系统理解了任务难度，经验匹配让用户知道系统带着历史经验在审查，Token 预算让用户知道资源在被合理分配。这不是增加复杂度，而是让已有的价值被感知。Netflix 的 Hystrix Dashboard 就是把熔断器状态可视化的经典案例。</w:t>
+      </w:r>
+    </w:p>
+    <w:p>
+      <w:r>
+        <w:rPr>
+          <w:rFonts w:ascii="Times New Roman" w:hAnsi="Times New Roman" w:eastAsia="宋体"/>
+          <w:b/>
+          <w:sz w:val="24"/>
+        </w:rPr>
+        <w:t>Q2: 智能分析卡片里的经验匹配，底层是怎么实现的？</w:t>
+      </w:r>
+    </w:p>
+    <w:p>
+      <w:r>
+        <w:rPr>
+          <w:rFonts w:ascii="Times New Roman" w:hAnsi="Times New Roman" w:eastAsia="宋体"/>
+          <w:b w:val="0"/>
+          <w:sz w:val="24"/>
+        </w:rPr>
+        <w:t>A： 底层是 ChromaDB 向量数据库 + cosine 相似度检索。每次辩论结束后，被接受的攻击发现会被存入 attack_findings collection，包括任务描述、语言、发现类型、严重程度等元数据。新任务启动时，用任务描述作为 query 做向量检索，返回 Top-K 相似的历史攻击经验。这些经验被注入到 Attacker 的 System Prompt 中作为 experience_context，让 Attacker 带着历史经验审查新代码。相似度阈值设在 0.7 以上才展示，避免噪声。</w:t>
+      </w:r>
+    </w:p>
+    <w:p>
+      <w:r>
+        <w:rPr>
+          <w:rFonts w:ascii="Times New Roman" w:hAnsi="Times New Roman" w:eastAsia="宋体"/>
+          <w:b/>
+          <w:sz w:val="24"/>
+        </w:rPr>
+        <w:t>Q3: Token 预算按阶段分配的比例是怎么确定的？会不会某个阶段不够用？</w:t>
+      </w:r>
+    </w:p>
+    <w:p>
+      <w:r>
+        <w:rPr>
+          <w:rFonts w:ascii="Times New Roman" w:hAnsi="Times New Roman" w:eastAsia="宋体"/>
+          <w:b w:val="0"/>
+          <w:sz w:val="24"/>
+        </w:rPr>
+        <w:t>A： 比例是基于实际运行数据调优的：debate 占 45% 最大因为多轮辩论是核心消耗；code_gen 占 20% 因为初始编码需要完整上下文；judge 占 10% 因为评审是单次调用。不够用的情况通过 BudgetManager.can_continue() 检测，保留 5% reserve 应急。如果某阶段提前用完，会触发 budget_exceeded 条件进入仲裁降级路径，而不是直接中断——这就是 DegradationManager 的价值。</w:t>
+      </w:r>
+    </w:p>
+    <w:p>
+      <w:r>
+        <w:rPr>
+          <w:rFonts w:ascii="Times New Roman" w:hAnsi="Times New Roman" w:eastAsia="宋体"/>
+          <w:b/>
+          <w:sz w:val="24"/>
+        </w:rPr>
+        <w:t>Q4: 如果面试时 API 没有出问题，怎么展示降级/熔断能力？</w:t>
+      </w:r>
+    </w:p>
+    <w:p>
+      <w:r>
+        <w:rPr>
+          <w:rFonts w:ascii="Times New Roman" w:hAnsi="Times New Roman" w:eastAsia="宋体"/>
+          <w:b w:val="0"/>
+          <w:sz w:val="24"/>
+        </w:rPr>
+        <w:t>A： 两种策略：第一，在审查过程透视中展示弹性保护状态为'未触发（API 全程正常）'——即使没触发也说明机制存在。第二，可以在设置里加一个'弹性测试模式'开关，人为注入 API 延迟/失败来演示三级降级过程。前者是常规展示，后者是面试官追问时的加分项。</w:t>
       </w:r>
     </w:p>
     <w:sectPr>
